--- a/docs/review/packs/chapter-3.3.docx
+++ b/docs/review/packs/chapter-3.3.docx
@@ -285,7 +285,7 @@
           </w:tcPr>
           <w:p>
             <w:r>
-              <w:t>85</w:t>
+              <w:t>106</w:t>
             </w:r>
           </w:p>
         </w:tc>
@@ -4539,7 +4539,7 @@
           </w:tcPr>
           <w:p>
             <w:r>
-              <w:t>Treat a non weight bearing measurement as describing a different task from the weight bearing one, not a more convenient version of it.</w:t>
+              <w:t>State the method and the loading condition with any kinematic figure, because the same knee gives different numbers under different methods.</w:t>
             </w:r>
           </w:p>
         </w:tc>
@@ -4605,7 +4605,7 @@
           </w:tcPr>
           <w:p>
             <w:r>
-              <w:t>Use the activity pages in this chapter as the normal comparator rather than a single quoted range of motion.</w:t>
+              <w:t>Treat a non weight bearing measurement as describing a different task from the weight bearing one, not a more convenient version of it.</w:t>
             </w:r>
           </w:p>
         </w:tc>
@@ -4661,7 +4661,7 @@
           </w:tcPr>
           <w:p>
             <w:r>
-              <w:t>frcs</w:t>
+              <w:t>mrcs</w:t>
             </w:r>
           </w:p>
         </w:tc>
@@ -4671,7 +4671,7 @@
           </w:tcPr>
           <w:p>
             <w:r>
-              <w:t>Treat kinematics as the language in which a reconstruction's aim is stated.</w:t>
+              <w:t>Read a small rotational difference with the measurement error in mind before calling it a finding.</w:t>
             </w:r>
           </w:p>
         </w:tc>
@@ -4727,7 +4727,7 @@
           </w:tcPr>
           <w:p>
             <w:r>
-              <w:t>frcs</w:t>
+              <w:t>mrcs</w:t>
             </w:r>
           </w:p>
         </w:tc>
@@ -4737,7 +4737,7 @@
           </w:tcPr>
           <w:p>
             <w:r>
-              <w:t>Expect restored laxity without restored motion, and ask about function rather than inferring it from an instrument.</w:t>
+              <w:t>Use the activity pages in this chapter as the normal comparator rather than a single quoted range of motion.</w:t>
             </w:r>
           </w:p>
         </w:tc>
@@ -4773,7 +4773,7 @@
           </w:tcPr>
           <w:p>
             <w:r>
-              <w:t>3.3.2-P1</w:t>
+              <w:t>3.3.1-P5</w:t>
             </w:r>
           </w:p>
         </w:tc>
@@ -4783,7 +4783,7 @@
           </w:tcPr>
           <w:p>
             <w:r>
-              <w:t>3.3.2</w:t>
+              <w:t>3.3.1</w:t>
             </w:r>
           </w:p>
         </w:tc>
@@ -4793,7 +4793,7 @@
           </w:tcPr>
           <w:p>
             <w:r>
-              <w:t>mrcs</w:t>
+              <w:t>frcs</w:t>
             </w:r>
           </w:p>
         </w:tc>
@@ -4803,7 +4803,7 @@
           </w:tcPr>
           <w:p>
             <w:r>
-              <w:t>Expect a cruciate deficient knee to sit and to travel differently rather than only to translate further on testing.</w:t>
+              <w:t>Treat kinematics as the language in which a reconstruction's aim is stated.</w:t>
             </w:r>
           </w:p>
         </w:tc>
@@ -4839,7 +4839,7 @@
           </w:tcPr>
           <w:p>
             <w:r>
-              <w:t>3.3.2-P2</w:t>
+              <w:t>3.3.1-P6</w:t>
             </w:r>
           </w:p>
         </w:tc>
@@ -4849,7 +4849,7 @@
           </w:tcPr>
           <w:p>
             <w:r>
-              <w:t>3.3.2</w:t>
+              <w:t>3.3.1</w:t>
             </w:r>
           </w:p>
         </w:tc>
@@ -4859,7 +4859,7 @@
           </w:tcPr>
           <w:p>
             <w:r>
-              <w:t>mrcs</w:t>
+              <w:t>frcs</w:t>
             </w:r>
           </w:p>
         </w:tc>
@@ -4869,7 +4869,7 @@
           </w:tcPr>
           <w:p>
             <w:r>
-              <w:t>Preserve the posterior horns where possible, on the mechanical ground that they guide the contact path.</w:t>
+              <w:t>Expect restored laxity without restored motion, and ask about function rather than inferring it from an instrument.</w:t>
             </w:r>
           </w:p>
         </w:tc>
@@ -4905,7 +4905,7 @@
           </w:tcPr>
           <w:p>
             <w:r>
-              <w:t>3.3.2-P3</w:t>
+              <w:t>3.3.2-P1</w:t>
             </w:r>
           </w:p>
         </w:tc>
@@ -4925,7 +4925,7 @@
           </w:tcPr>
           <w:p>
             <w:r>
-              <w:t>frcs</w:t>
+              <w:t>mrcs</w:t>
             </w:r>
           </w:p>
         </w:tc>
@@ -4935,7 +4935,7 @@
           </w:tcPr>
           <w:p>
             <w:r>
-              <w:t>Treat rollback as a design requirement rather than a description.</w:t>
+              <w:t>Expect a cruciate deficient knee to sit and to travel differently rather than only to translate further on testing.</w:t>
             </w:r>
           </w:p>
         </w:tc>
@@ -4971,7 +4971,7 @@
           </w:tcPr>
           <w:p>
             <w:r>
-              <w:t>3.3.2-P4</w:t>
+              <w:t>3.3.2-P2</w:t>
             </w:r>
           </w:p>
         </w:tc>
@@ -4991,7 +4991,7 @@
           </w:tcPr>
           <w:p>
             <w:r>
-              <w:t>frcs</w:t>
+              <w:t>mrcs</w:t>
             </w:r>
           </w:p>
         </w:tc>
@@ -5001,7 +5001,7 @@
           </w:tcPr>
           <w:p>
             <w:r>
-              <w:t>Consider paradoxical motion when a well aligned replacement gives poor deep flexion without pain.</w:t>
+              <w:t>Preserve the posterior horns where possible, on the mechanical ground that they guide the contact path.</w:t>
             </w:r>
           </w:p>
         </w:tc>
@@ -5037,7 +5037,7 @@
           </w:tcPr>
           <w:p>
             <w:r>
-              <w:t>3.3.2-P5</w:t>
+              <w:t>3.3.2-P3</w:t>
             </w:r>
           </w:p>
         </w:tc>
@@ -5057,7 +5057,7 @@
           </w:tcPr>
           <w:p>
             <w:r>
-              <w:t>frcs</w:t>
+              <w:t>mrcs</w:t>
             </w:r>
           </w:p>
         </w:tc>
@@ -5067,7 +5067,7 @@
           </w:tcPr>
           <w:p>
             <w:r>
-              <w:t>Address slope where it is shifting the contact path rather than treating it as an incidental measurement.</w:t>
+              <w:t>Read a rollback figure with its loading condition attached, since unloaded and loaded measurements differ.</w:t>
             </w:r>
           </w:p>
         </w:tc>
@@ -5103,7 +5103,7 @@
           </w:tcPr>
           <w:p>
             <w:r>
-              <w:t>3.3.3-P1</w:t>
+              <w:t>3.3.2-P4</w:t>
             </w:r>
           </w:p>
         </w:tc>
@@ -5113,7 +5113,7 @@
           </w:tcPr>
           <w:p>
             <w:r>
-              <w:t>3.3.3</w:t>
+              <w:t>3.3.2</w:t>
             </w:r>
           </w:p>
         </w:tc>
@@ -5123,7 +5123,7 @@
           </w:tcPr>
           <w:p>
             <w:r>
-              <w:t>medical_student</w:t>
+              <w:t>frcs</w:t>
             </w:r>
           </w:p>
         </w:tc>
@@ -5133,7 +5133,7 @@
           </w:tcPr>
           <w:p>
             <w:r>
-              <w:t>Expect a patient to compensate at the hip or the ankle when the knee cannot do its share.</w:t>
+              <w:t>Treat rollback as a design requirement rather than a description.</w:t>
             </w:r>
           </w:p>
         </w:tc>
@@ -5169,7 +5169,7 @@
           </w:tcPr>
           <w:p>
             <w:r>
-              <w:t>3.3.3-P2</w:t>
+              <w:t>3.3.2-P5</w:t>
             </w:r>
           </w:p>
         </w:tc>
@@ -5179,7 +5179,7 @@
           </w:tcPr>
           <w:p>
             <w:r>
-              <w:t>3.3.3</w:t>
+              <w:t>3.3.2</w:t>
             </w:r>
           </w:p>
         </w:tc>
@@ -5189,7 +5189,7 @@
           </w:tcPr>
           <w:p>
             <w:r>
-              <w:t>mrcs</w:t>
+              <w:t>frcs</w:t>
             </w:r>
           </w:p>
         </w:tc>
@@ -5199,7 +5199,7 @@
           </w:tcPr>
           <w:p>
             <w:r>
-              <w:t>Treat the limb as a linked chain rather than as a joint.</w:t>
+              <w:t>Consider paradoxical motion when a well aligned replacement gives poor deep flexion without pain.</w:t>
             </w:r>
           </w:p>
         </w:tc>
@@ -5235,7 +5235,7 @@
           </w:tcPr>
           <w:p>
             <w:r>
-              <w:t>3.3.3-P3</w:t>
+              <w:t>3.3.2-P6</w:t>
             </w:r>
           </w:p>
         </w:tc>
@@ -5245,7 +5245,7 @@
           </w:tcPr>
           <w:p>
             <w:r>
-              <w:t>3.3.3</w:t>
+              <w:t>3.3.2</w:t>
             </w:r>
           </w:p>
         </w:tc>
@@ -5255,7 +5255,7 @@
           </w:tcPr>
           <w:p>
             <w:r>
-              <w:t>mrcs</w:t>
+              <w:t>frcs</w:t>
             </w:r>
           </w:p>
         </w:tc>
@@ -5265,7 +5265,7 @@
           </w:tcPr>
           <w:p>
             <w:r>
-              <w:t>Non weight bearing laboratory data describes open chain and should not be read across, which is a frequent error in applying kinematic figures.</w:t>
+              <w:t>Address slope where it is shifting the contact path rather than treating it as an incidental measurement.</w:t>
             </w:r>
           </w:p>
         </w:tc>
@@ -5301,7 +5301,7 @@
           </w:tcPr>
           <w:p>
             <w:r>
-              <w:t>3.3.3-P4</w:t>
+              <w:t>3.3.2-P7</w:t>
             </w:r>
           </w:p>
         </w:tc>
@@ -5311,7 +5311,7 @@
           </w:tcPr>
           <w:p>
             <w:r>
-              <w:t>3.3.3</w:t>
+              <w:t>3.3.2</w:t>
             </w:r>
           </w:p>
         </w:tc>
@@ -5321,7 +5321,7 @@
           </w:tcPr>
           <w:p>
             <w:r>
-              <w:t>mrcs</w:t>
+              <w:t>frcs</w:t>
             </w:r>
           </w:p>
         </w:tc>
@@ -5331,7 +5331,7 @@
           </w:tcPr>
           <w:p>
             <w:r>
-              <w:t>Assess the hip and the ankle when a closed chain knee task is abnormal, because the chain distributes the problem.</w:t>
+              <w:t>Read a design comparison by the task its kinematics were measured in.</w:t>
             </w:r>
           </w:p>
         </w:tc>
@@ -5367,7 +5367,7 @@
           </w:tcPr>
           <w:p>
             <w:r>
-              <w:t>3.3.3-P5</w:t>
+              <w:t>3.3.3-P1</w:t>
             </w:r>
           </w:p>
         </w:tc>
@@ -5387,7 +5387,7 @@
           </w:tcPr>
           <w:p>
             <w:r>
-              <w:t>mrcs</w:t>
+              <w:t>medical_student</w:t>
             </w:r>
           </w:p>
         </w:tc>
@@ -5397,7 +5397,7 @@
           </w:tcPr>
           <w:p>
             <w:r>
-              <w:t>Expect ground derived rotation to reach the knee in a planted foot, which is the mechanical setting for pivoting injury.</w:t>
+              <w:t>Expect a patient to compensate at the hip or the ankle when the knee cannot do its share.</w:t>
             </w:r>
           </w:p>
         </w:tc>
@@ -5433,7 +5433,7 @@
           </w:tcPr>
           <w:p>
             <w:r>
-              <w:t>3.3.3-P6</w:t>
+              <w:t>3.3.3-P2</w:t>
             </w:r>
           </w:p>
         </w:tc>
@@ -5463,7 +5463,7 @@
           </w:tcPr>
           <w:p>
             <w:r>
-              <w:t>Use a closed chain measurement when the question is about function and an open chain one when the question is about the knee alone.</w:t>
+              <w:t>Treat the limb as a linked chain rather than as a joint.</w:t>
             </w:r>
           </w:p>
         </w:tc>
@@ -5499,7 +5499,7 @@
           </w:tcPr>
           <w:p>
             <w:r>
-              <w:t>3.3.3-P7</w:t>
+              <w:t>3.3.3-P3</w:t>
             </w:r>
           </w:p>
         </w:tc>
@@ -5529,7 +5529,7 @@
           </w:tcPr>
           <w:p>
             <w:r>
-              <w:t>- Non weight bearing data describes open chain and should not be read across.</w:t>
+              <w:t>Non weight bearing laboratory data describes open chain and should not be read across, which is a frequent error in applying kinematic figures.</w:t>
             </w:r>
           </w:p>
         </w:tc>
@@ -5565,7 +5565,7 @@
           </w:tcPr>
           <w:p>
             <w:r>
-              <w:t>3.3.3-P8</w:t>
+              <w:t>3.3.3-P4</w:t>
             </w:r>
           </w:p>
         </w:tc>
@@ -5585,7 +5585,7 @@
           </w:tcPr>
           <w:p>
             <w:r>
-              <w:t>frcs</w:t>
+              <w:t>mrcs</w:t>
             </w:r>
           </w:p>
         </w:tc>
@@ -5595,7 +5595,7 @@
           </w:tcPr>
           <w:p>
             <w:r>
-              <w:t>Treat closed chain kinematics as the condition most surgical decisions are really about, since patients present with symptoms in standing tasks rather than in seated ones.</w:t>
+              <w:t>Assess the hip and the ankle when a closed chain knee task is abnormal, because the chain distributes the problem.</w:t>
             </w:r>
           </w:p>
         </w:tc>
@@ -5631,7 +5631,7 @@
           </w:tcPr>
           <w:p>
             <w:r>
-              <w:t>3.3.3-P9</w:t>
+              <w:t>3.3.3-P5</w:t>
             </w:r>
           </w:p>
         </w:tc>
@@ -5651,7 +5651,7 @@
           </w:tcPr>
           <w:p>
             <w:r>
-              <w:t>frcs</w:t>
+              <w:t>mrcs</w:t>
             </w:r>
           </w:p>
         </w:tc>
@@ -5661,7 +5661,7 @@
           </w:tcPr>
           <w:p>
             <w:r>
-              <w:t>Measure alignment in a standing long leg film before attributing a closed chain symptom to the soft tissues alone.</w:t>
+              <w:t>Expect ground derived rotation to reach the knee in a planted foot, which is the mechanical setting for pivoting injury.</w:t>
             </w:r>
           </w:p>
         </w:tc>
@@ -5697,7 +5697,7 @@
           </w:tcPr>
           <w:p>
             <w:r>
-              <w:t>3.3.3-P10</w:t>
+              <w:t>3.3.3-P6</w:t>
             </w:r>
           </w:p>
         </w:tc>
@@ -5717,7 +5717,7 @@
           </w:tcPr>
           <w:p>
             <w:r>
-              <w:t>frcs</w:t>
+              <w:t>mrcs</w:t>
             </w:r>
           </w:p>
         </w:tc>
@@ -5727,7 +5727,7 @@
           </w:tcPr>
           <w:p>
             <w:r>
-              <w:t>Expect compensation to mask a deficit in a kinematic record, and read the record alongside the examination.</w:t>
+              <w:t>Use a closed chain measurement when the question is about function and an open chain one when the question is about the knee alone.</w:t>
             </w:r>
           </w:p>
         </w:tc>
@@ -5763,7 +5763,7 @@
           </w:tcPr>
           <w:p>
             <w:r>
-              <w:t>3.3.3-P11</w:t>
+              <w:t>3.3.3-P7</w:t>
             </w:r>
           </w:p>
         </w:tc>
@@ -5783,7 +5783,7 @@
           </w:tcPr>
           <w:p>
             <w:r>
-              <w:t>frcs</w:t>
+              <w:t>mrcs</w:t>
             </w:r>
           </w:p>
         </w:tc>
@@ -5793,7 +5793,7 @@
           </w:tcPr>
           <w:p>
             <w:r>
-              <w:t>Consider adjacent joint pathology as a cause of knee overload rather than only as a comorbidity.</w:t>
+              <w:t>State the chain whenever a range or a translation is recorded.</w:t>
             </w:r>
           </w:p>
         </w:tc>
@@ -5829,7 +5829,7 @@
           </w:tcPr>
           <w:p>
             <w:r>
-              <w:t>3.3.4-P1</w:t>
+              <w:t>3.3.3-P8</w:t>
             </w:r>
           </w:p>
         </w:tc>
@@ -5839,7 +5839,7 @@
           </w:tcPr>
           <w:p>
             <w:r>
-              <w:t>3.3.4</w:t>
+              <w:t>3.3.3</w:t>
             </w:r>
           </w:p>
         </w:tc>
@@ -5859,7 +5859,7 @@
           </w:tcPr>
           <w:p>
             <w:r>
-              <w:t>Expect guarding to reduce the measured laxity, and plan around the larger figure from examination under anaesthetic.</w:t>
+              <w:t>- Non weight bearing data describes open chain and should not be read across.</w:t>
             </w:r>
           </w:p>
         </w:tc>
@@ -5895,7 +5895,7 @@
           </w:tcPr>
           <w:p>
             <w:r>
-              <w:t>3.3.4-P2</w:t>
+              <w:t>3.3.3-P9</w:t>
             </w:r>
           </w:p>
         </w:tc>
@@ -5905,7 +5905,7 @@
           </w:tcPr>
           <w:p>
             <w:r>
-              <w:t>3.3.4</w:t>
+              <w:t>3.3.3</w:t>
             </w:r>
           </w:p>
         </w:tc>
@@ -5915,7 +5915,7 @@
           </w:tcPr>
           <w:p>
             <w:r>
-              <w:t>mrcs</w:t>
+              <w:t>frcs</w:t>
             </w:r>
           </w:p>
         </w:tc>
@@ -5925,7 +5925,7 @@
           </w:tcPr>
           <w:p>
             <w:r>
-              <w:t>Treat an effusion as a cause of an altered range before attributing the range to a structure.</w:t>
+              <w:t>Treat closed chain kinematics as the condition most surgical decisions are really about, since patients present with symptoms in standing tasks rather than in seated ones.</w:t>
             </w:r>
           </w:p>
         </w:tc>
@@ -5961,7 +5961,7 @@
           </w:tcPr>
           <w:p>
             <w:r>
-              <w:t>3.3.4-P3</w:t>
+              <w:t>3.3.3-P10</w:t>
             </w:r>
           </w:p>
         </w:tc>
@@ -5971,7 +5971,7 @@
           </w:tcPr>
           <w:p>
             <w:r>
-              <w:t>3.3.4</w:t>
+              <w:t>3.3.3</w:t>
             </w:r>
           </w:p>
         </w:tc>
@@ -5981,7 +5981,7 @@
           </w:tcPr>
           <w:p>
             <w:r>
-              <w:t>mrcs</w:t>
+              <w:t>frcs</w:t>
             </w:r>
           </w:p>
         </w:tc>
@@ -5991,7 +5991,7 @@
           </w:tcPr>
           <w:p>
             <w:r>
-              <w:t>Keep open chain and closed chain figures in separate columns rather than combining them into one range.</w:t>
+              <w:t>Measure alignment in a standing long leg film before attributing a closed chain symptom to the soft tissues alone.</w:t>
             </w:r>
           </w:p>
         </w:tc>
@@ -6027,7 +6027,7 @@
           </w:tcPr>
           <w:p>
             <w:r>
-              <w:t>3.3.4-P4</w:t>
+              <w:t>3.3.3-P11</w:t>
             </w:r>
           </w:p>
         </w:tc>
@@ -6037,7 +6037,7 @@
           </w:tcPr>
           <w:p>
             <w:r>
-              <w:t>3.3.4</w:t>
+              <w:t>3.3.3</w:t>
             </w:r>
           </w:p>
         </w:tc>
@@ -6057,7 +6057,7 @@
           </w:tcPr>
           <w:p>
             <w:r>
-              <w:t>Treat the open chain measurement as a structural question and the closed chain one as a functional question, then expect them to disagree in the patients who are difficult.</w:t>
+              <w:t>Expect compensation to mask a deficit in a kinematic record, and read the record alongside the examination.</w:t>
             </w:r>
           </w:p>
         </w:tc>
@@ -6093,7 +6093,7 @@
           </w:tcPr>
           <w:p>
             <w:r>
-              <w:t>3.3.4-P5</w:t>
+              <w:t>3.3.3-P12</w:t>
             </w:r>
           </w:p>
         </w:tc>
@@ -6103,7 +6103,7 @@
           </w:tcPr>
           <w:p>
             <w:r>
-              <w:t>3.3.4</w:t>
+              <w:t>3.3.3</w:t>
             </w:r>
           </w:p>
         </w:tc>
@@ -6123,7 +6123,7 @@
           </w:tcPr>
           <w:p>
             <w:r>
-              <w:t>Measure under anaesthetic when the structural question decides the operation.</w:t>
+              <w:t>Consider adjacent joint pathology as a cause of knee overload rather than only as a comorbidity.</w:t>
             </w:r>
           </w:p>
         </w:tc>
@@ -6159,7 +6159,7 @@
           </w:tcPr>
           <w:p>
             <w:r>
-              <w:t>3.3.4-P6</w:t>
+              <w:t>3.3.3-P13</w:t>
             </w:r>
           </w:p>
         </w:tc>
@@ -6169,7 +6169,7 @@
           </w:tcPr>
           <w:p>
             <w:r>
-              <w:t>3.3.4</w:t>
+              <w:t>3.3.3</w:t>
             </w:r>
           </w:p>
         </w:tc>
@@ -6189,7 +6189,7 @@
           </w:tcPr>
           <w:p>
             <w:r>
-              <w:t>Expect a tight open chain measurement to coexist with closed chain symptoms, and counsel accordingly.</w:t>
+              <w:t>Set rehabilitation goals in the chain the patient's symptoms occur in.</w:t>
             </w:r>
           </w:p>
         </w:tc>
@@ -6225,7 +6225,7 @@
           </w:tcPr>
           <w:p>
             <w:r>
-              <w:t>3.3.4-P7</w:t>
+              <w:t>3.3.4-P1</w:t>
             </w:r>
           </w:p>
         </w:tc>
@@ -6245,7 +6245,7 @@
           </w:tcPr>
           <w:p>
             <w:r>
-              <w:t>frcs</w:t>
+              <w:t>mrcs</w:t>
             </w:r>
           </w:p>
         </w:tc>
@@ -6255,7 +6255,7 @@
           </w:tcPr>
           <w:p>
             <w:r>
-              <w:t>Avoid treating a small arthrometer difference as a finding without the instrument's limit of agreement in mind.</w:t>
+              <w:t>Expect guarding to reduce the measured laxity, and plan around the larger figure from examination under anaesthetic.</w:t>
             </w:r>
           </w:p>
         </w:tc>
@@ -6291,7 +6291,7 @@
           </w:tcPr>
           <w:p>
             <w:r>
-              <w:t>3.3.5-P1</w:t>
+              <w:t>3.3.4-P2</w:t>
             </w:r>
           </w:p>
         </w:tc>
@@ -6301,7 +6301,7 @@
           </w:tcPr>
           <w:p>
             <w:r>
-              <w:t>3.3.5</w:t>
+              <w:t>3.3.4</w:t>
             </w:r>
           </w:p>
         </w:tc>
@@ -6321,7 +6321,7 @@
           </w:tcPr>
           <w:p>
             <w:r>
-              <w:t>Protect and restore full extension after any knee injury or operation, because the locking position depends on the last few degrees.</w:t>
+              <w:t>Treat an effusion as a cause of an altered range before attributing the range to a structure.</w:t>
             </w:r>
           </w:p>
         </w:tc>
@@ -6357,7 +6357,7 @@
           </w:tcPr>
           <w:p>
             <w:r>
-              <w:t>3.3.5-P2</w:t>
+              <w:t>3.3.4-P3</w:t>
             </w:r>
           </w:p>
         </w:tc>
@@ -6367,7 +6367,7 @@
           </w:tcPr>
           <w:p>
             <w:r>
-              <w:t>3.3.5</w:t>
+              <w:t>3.3.4</w:t>
             </w:r>
           </w:p>
         </w:tc>
@@ -6387,7 +6387,7 @@
           </w:tcPr>
           <w:p>
             <w:r>
-              <w:t>Expect a knee that cannot fully extend to fatigue the quadriceps in standing, and treat the extension rather than the muscle.</w:t>
+              <w:t>Keep open chain and closed chain figures in separate columns rather than combining them into one range.</w:t>
             </w:r>
           </w:p>
         </w:tc>
@@ -6423,7 +6423,7 @@
           </w:tcPr>
           <w:p>
             <w:r>
-              <w:t>3.3.5-P3</w:t>
+              <w:t>3.3.4-P4</w:t>
             </w:r>
           </w:p>
         </w:tc>
@@ -6433,7 +6433,7 @@
           </w:tcPr>
           <w:p>
             <w:r>
-              <w:t>3.3.5</w:t>
+              <w:t>3.3.4</w:t>
             </w:r>
           </w:p>
         </w:tc>
@@ -6443,7 +6443,7 @@
           </w:tcPr>
           <w:p>
             <w:r>
-              <w:t>mrcs</w:t>
+              <w:t>frcs</w:t>
             </w:r>
           </w:p>
         </w:tc>
@@ -6453,7 +6453,7 @@
           </w:tcPr>
           <w:p>
             <w:r>
-              <w:t>Avoid quoting terminal rotation as a precise figure, since the published range is wide relative to the quantity.</w:t>
+              <w:t>Treat the open chain measurement as a structural question and the closed chain one as a functional question, then expect them to disagree in the patients who are difficult.</w:t>
             </w:r>
           </w:p>
         </w:tc>
@@ -6489,7 +6489,7 @@
           </w:tcPr>
           <w:p>
             <w:r>
-              <w:t>3.3.5-P4</w:t>
+              <w:t>3.3.4-P5</w:t>
             </w:r>
           </w:p>
         </w:tc>
@@ -6499,7 +6499,7 @@
           </w:tcPr>
           <w:p>
             <w:r>
-              <w:t>3.3.5</w:t>
+              <w:t>3.3.4</w:t>
             </w:r>
           </w:p>
         </w:tc>
@@ -6519,7 +6519,7 @@
           </w:tcPr>
           <w:p>
             <w:r>
-              <w:t>Treat terminal extension as a design and a technical target.</w:t>
+              <w:t>Measure under anaesthetic when the structural question decides the operation.</w:t>
             </w:r>
           </w:p>
         </w:tc>
@@ -6555,7 +6555,7 @@
           </w:tcPr>
           <w:p>
             <w:r>
-              <w:t>3.3.5-P5</w:t>
+              <w:t>3.3.4-P6</w:t>
             </w:r>
           </w:p>
         </w:tc>
@@ -6565,7 +6565,7 @@
           </w:tcPr>
           <w:p>
             <w:r>
-              <w:t>3.3.5</w:t>
+              <w:t>3.3.4</w:t>
             </w:r>
           </w:p>
         </w:tc>
@@ -6585,7 +6585,7 @@
           </w:tcPr>
           <w:p>
             <w:r>
-              <w:t>Place the femoral tunnel to allow terminal extension, and check it on the table.</w:t>
+              <w:t>Expect a tight open chain measurement to coexist with closed chain symptoms, and counsel accordingly.</w:t>
             </w:r>
           </w:p>
         </w:tc>
@@ -6621,7 +6621,7 @@
           </w:tcPr>
           <w:p>
             <w:r>
-              <w:t>3.3.5-P6</w:t>
+              <w:t>3.3.4-P7</w:t>
             </w:r>
           </w:p>
         </w:tc>
@@ -6631,7 +6631,7 @@
           </w:tcPr>
           <w:p>
             <w:r>
-              <w:t>3.3.5</w:t>
+              <w:t>3.3.4</w:t>
             </w:r>
           </w:p>
         </w:tc>
@@ -6651,7 +6651,7 @@
           </w:tcPr>
           <w:p>
             <w:r>
-              <w:t>Consider component rotation when a replaced knee loses terminal extension without mechanical obstruction.</w:t>
+              <w:t>Stage rehabilitation by the range at which each chain loads the graft rather than by time alone.</w:t>
             </w:r>
           </w:p>
         </w:tc>
@@ -6687,7 +6687,7 @@
           </w:tcPr>
           <w:p>
             <w:r>
-              <w:t>3.3.6-P1</w:t>
+              <w:t>3.3.4-P8</w:t>
             </w:r>
           </w:p>
         </w:tc>
@@ -6697,7 +6697,7 @@
           </w:tcPr>
           <w:p>
             <w:r>
-              <w:t>3.3.6</w:t>
+              <w:t>3.3.4</w:t>
             </w:r>
           </w:p>
         </w:tc>
@@ -6707,7 +6707,7 @@
           </w:tcPr>
           <w:p>
             <w:r>
-              <w:t>mrcs</w:t>
+              <w:t>frcs</w:t>
             </w:r>
           </w:p>
         </w:tc>
@@ -6717,7 +6717,7 @@
           </w:tcPr>
           <w:p>
             <w:r>
-              <w:t>Treat the popliteus as a rotator with a flexion component rather than as a flexor, and its clinical significance follows from the first description.</w:t>
+              <w:t>Avoid treating a small arthrometer difference as a finding without the instrument's limit of agreement in mind.</w:t>
             </w:r>
           </w:p>
         </w:tc>
@@ -6753,7 +6753,7 @@
           </w:tcPr>
           <w:p>
             <w:r>
-              <w:t>3.3.6-P2</w:t>
+              <w:t>3.3.5-P1</w:t>
             </w:r>
           </w:p>
         </w:tc>
@@ -6763,7 +6763,7 @@
           </w:tcPr>
           <w:p>
             <w:r>
-              <w:t>3.3.6</w:t>
+              <w:t>3.3.5</w:t>
             </w:r>
           </w:p>
         </w:tc>
@@ -6783,7 +6783,7 @@
           </w:tcPr>
           <w:p>
             <w:r>
-              <w:t>Assess rotation at 30 degrees when a posterolateral injury is suspected, since that is where the complex is the restraint.</w:t>
+              <w:t>Protect and restore full extension after any knee injury or operation, because the locking position depends on the last few degrees.</w:t>
             </w:r>
           </w:p>
         </w:tc>
@@ -6819,7 +6819,7 @@
           </w:tcPr>
           <w:p>
             <w:r>
-              <w:t>3.3.6-P3</w:t>
+              <w:t>3.3.5-P2</w:t>
             </w:r>
           </w:p>
         </w:tc>
@@ -6829,7 +6829,7 @@
           </w:tcPr>
           <w:p>
             <w:r>
-              <w:t>3.3.6</w:t>
+              <w:t>3.3.5</w:t>
             </w:r>
           </w:p>
         </w:tc>
@@ -6849,7 +6849,7 @@
           </w:tcPr>
           <w:p>
             <w:r>
-              <w:t>Expect a corner injury to affect the initiation of flexion as well as rotational stability.</w:t>
+              <w:t>Expect a knee that cannot fully extend to fatigue the quadriceps in standing, and treat the extension rather than the muscle.</w:t>
             </w:r>
           </w:p>
         </w:tc>
@@ -6885,7 +6885,7 @@
           </w:tcPr>
           <w:p>
             <w:r>
-              <w:t>3.3.6-P4</w:t>
+              <w:t>3.3.5-P3</w:t>
             </w:r>
           </w:p>
         </w:tc>
@@ -6895,7 +6895,7 @@
           </w:tcPr>
           <w:p>
             <w:r>
-              <w:t>3.3.6</w:t>
+              <w:t>3.3.5</w:t>
             </w:r>
           </w:p>
         </w:tc>
@@ -6915,7 +6915,7 @@
           </w:tcPr>
           <w:p>
             <w:r>
-              <w:t>Consider the popliteomeniscal fascicles when a lateral meniscus is hypermobile without a tear.</w:t>
+              <w:t>Avoid quoting terminal rotation as a precise figure, since the published range is wide relative to the quantity.</w:t>
             </w:r>
           </w:p>
         </w:tc>
@@ -6951,7 +6951,7 @@
           </w:tcPr>
           <w:p>
             <w:r>
-              <w:t>3.3.6-P5</w:t>
+              <w:t>3.3.5-P4</w:t>
             </w:r>
           </w:p>
         </w:tc>
@@ -6961,7 +6961,7 @@
           </w:tcPr>
           <w:p>
             <w:r>
-              <w:t>3.3.6</w:t>
+              <w:t>3.3.5</w:t>
             </w:r>
           </w:p>
         </w:tc>
@@ -6971,7 +6971,7 @@
           </w:tcPr>
           <w:p>
             <w:r>
-              <w:t>mrcs</w:t>
+              <w:t>frcs</w:t>
             </w:r>
           </w:p>
         </w:tc>
@@ -6981,7 +6981,7 @@
           </w:tcPr>
           <w:p>
             <w:r>
-              <w:t>Avoid attributing a rotational finding to the popliteus alone, since no clinical test isolates it.</w:t>
+              <w:t>Treat terminal extension as a design and a technical target.</w:t>
             </w:r>
           </w:p>
         </w:tc>
@@ -7017,7 +7017,7 @@
           </w:tcPr>
           <w:p>
             <w:r>
-              <w:t>3.3.6-P6</w:t>
+              <w:t>3.3.5-P5</w:t>
             </w:r>
           </w:p>
         </w:tc>
@@ -7027,7 +7027,7 @@
           </w:tcPr>
           <w:p>
             <w:r>
-              <w:t>3.3.6</w:t>
+              <w:t>3.3.5</w:t>
             </w:r>
           </w:p>
         </w:tc>
@@ -7047,7 +7047,7 @@
           </w:tcPr>
           <w:p>
             <w:r>
-              <w:t>Treat the popliteus complex as a reconstruction target rather than as a muscle to be noted.</w:t>
+              <w:t>Place the femoral tunnel to allow terminal extension, and check it on the table.</w:t>
             </w:r>
           </w:p>
         </w:tc>
@@ -7083,7 +7083,7 @@
           </w:tcPr>
           <w:p>
             <w:r>
-              <w:t>3.3.6-P7</w:t>
+              <w:t>3.3.5-P6</w:t>
             </w:r>
           </w:p>
         </w:tc>
@@ -7093,7 +7093,7 @@
           </w:tcPr>
           <w:p>
             <w:r>
-              <w:t>3.3.6</w:t>
+              <w:t>3.3.5</w:t>
             </w:r>
           </w:p>
         </w:tc>
@@ -7113,7 +7113,7 @@
           </w:tcPr>
           <w:p>
             <w:r>
-              <w:t>Conventional teaching holds that anatomic posterolateral reconstruction should address the popliteus tendon, the popliteofibular ligament and the lateral collateral ligament rather than a subset.</w:t>
+              <w:t>Consider component rotation when a replaced knee loses terminal extension without mechanical obstruction.</w:t>
             </w:r>
           </w:p>
         </w:tc>
@@ -7149,7 +7149,7 @@
           </w:tcPr>
           <w:p>
             <w:r>
-              <w:t>3.3.6-P8</w:t>
+              <w:t>3.3.6-P1</w:t>
             </w:r>
           </w:p>
         </w:tc>
@@ -7169,7 +7169,7 @@
           </w:tcPr>
           <w:p>
             <w:r>
-              <w:t>frcs</w:t>
+              <w:t>mrcs</w:t>
             </w:r>
           </w:p>
         </w:tc>
@@ -7179,7 +7179,7 @@
           </w:tcPr>
           <w:p>
             <w:r>
-              <w:t>Examine the posterolateral corner in every cruciate injury, since missing it fails the graft.</w:t>
+              <w:t>Treat the popliteus as a rotator with a flexion component rather than as a flexor, and its clinical significance follows from the first description.</w:t>
             </w:r>
           </w:p>
         </w:tc>
@@ -7215,7 +7215,7 @@
           </w:tcPr>
           <w:p>
             <w:r>
-              <w:t>3.3.6-P9</w:t>
+              <w:t>3.3.6-P2</w:t>
             </w:r>
           </w:p>
         </w:tc>
@@ -7235,7 +7235,7 @@
           </w:tcPr>
           <w:p>
             <w:r>
-              <w:t>frcs</w:t>
+              <w:t>mrcs</w:t>
             </w:r>
           </w:p>
         </w:tc>
@@ -7245,7 +7245,7 @@
           </w:tcPr>
           <w:p>
             <w:r>
-              <w:t>Address varus alignment before or with a corner reconstruction in a varus limb.</w:t>
+              <w:t>Assess rotation at 30 degrees when a posterolateral injury is suspected, since that is where the complex is the restraint.</w:t>
             </w:r>
           </w:p>
         </w:tc>
@@ -7281,7 +7281,7 @@
           </w:tcPr>
           <w:p>
             <w:r>
-              <w:t>3.3.7-P1</w:t>
+              <w:t>3.3.6-P3</w:t>
             </w:r>
           </w:p>
         </w:tc>
@@ -7291,7 +7291,7 @@
           </w:tcPr>
           <w:p>
             <w:r>
-              <w:t>3.3.7</w:t>
+              <w:t>3.3.6</w:t>
             </w:r>
           </w:p>
         </w:tc>
@@ -7311,7 +7311,7 @@
           </w:tcPr>
           <w:p>
             <w:r>
-              <w:t>Use the epicondylar axis as the working approximation in surgery and keep its approximate status in mind.</w:t>
+              <w:t>Expect a corner injury to affect the initiation of flexion as well as rotational stability.</w:t>
             </w:r>
           </w:p>
         </w:tc>
@@ -7347,7 +7347,7 @@
           </w:tcPr>
           <w:p>
             <w:r>
-              <w:t>3.3.7-P2</w:t>
+              <w:t>3.3.6-P4</w:t>
             </w:r>
           </w:p>
         </w:tc>
@@ -7357,7 +7357,7 @@
           </w:tcPr>
           <w:p>
             <w:r>
-              <w:t>3.3.7</w:t>
+              <w:t>3.3.6</w:t>
             </w:r>
           </w:p>
         </w:tc>
@@ -7377,7 +7377,7 @@
           </w:tcPr>
           <w:p>
             <w:r>
-              <w:t>Expect a single axis brace or external fixator spanning the knee to fit the limb imperfectly through range.</w:t>
+              <w:t>Consider the popliteomeniscal fascicles when a lateral meniscus is hypermobile without a tear.</w:t>
             </w:r>
           </w:p>
         </w:tc>
@@ -7413,7 +7413,7 @@
           </w:tcPr>
           <w:p>
             <w:r>
-              <w:t>3.3.7-P3</w:t>
+              <w:t>3.3.6-P5</w:t>
             </w:r>
           </w:p>
         </w:tc>
@@ -7423,7 +7423,7 @@
           </w:tcPr>
           <w:p>
             <w:r>
-              <w:t>3.3.7</w:t>
+              <w:t>3.3.6</w:t>
             </w:r>
           </w:p>
         </w:tc>
@@ -7433,7 +7433,7 @@
           </w:tcPr>
           <w:p>
             <w:r>
-              <w:t>frcs</w:t>
+              <w:t>mrcs</w:t>
             </w:r>
           </w:p>
         </w:tc>
@@ -7443,7 +7443,7 @@
           </w:tcPr>
           <w:p>
             <w:r>
-              <w:t>Treat the centrode as the design variable that single radius and multi radius implants disagree about.</w:t>
+              <w:t>Avoid attributing a rotational finding to the popliteus alone, since no clinical test isolates it.</w:t>
             </w:r>
           </w:p>
         </w:tc>
@@ -7479,7 +7479,7 @@
           </w:tcPr>
           <w:p>
             <w:r>
-              <w:t>3.3.7-P4</w:t>
+              <w:t>3.3.6-P6</w:t>
             </w:r>
           </w:p>
         </w:tc>
@@ -7489,7 +7489,7 @@
           </w:tcPr>
           <w:p>
             <w:r>
-              <w:t>3.3.7</w:t>
+              <w:t>3.3.6</w:t>
             </w:r>
           </w:p>
         </w:tc>
@@ -7509,7 +7509,7 @@
           </w:tcPr>
           <w:p>
             <w:r>
-              <w:t>Expect deep flexion behaviour to differ between single and multi radius designs on kinematic grounds.</w:t>
+              <w:t>Treat the popliteus complex as a reconstruction target rather than as a muscle to be noted.</w:t>
             </w:r>
           </w:p>
         </w:tc>
@@ -7545,7 +7545,7 @@
           </w:tcPr>
           <w:p>
             <w:r>
-              <w:t>3.3.7-P5</w:t>
+              <w:t>3.3.6-P7</w:t>
             </w:r>
           </w:p>
         </w:tc>
@@ -7555,7 +7555,7 @@
           </w:tcPr>
           <w:p>
             <w:r>
-              <w:t>3.3.7</w:t>
+              <w:t>3.3.6</w:t>
             </w:r>
           </w:p>
         </w:tc>
@@ -7575,7 +7575,7 @@
           </w:tcPr>
           <w:p>
             <w:r>
-              <w:t>Consider component position before design when a replaced knee's motion is wrong.</w:t>
+              <w:t>Conventional teaching holds that anatomic posterolateral reconstruction should address the popliteus tendon, the popliteofibular ligament and the lateral collateral ligament rather than a subset.</w:t>
             </w:r>
           </w:p>
         </w:tc>
@@ -7611,7 +7611,7 @@
           </w:tcPr>
           <w:p>
             <w:r>
-              <w:t>3.3.7-P6</w:t>
+              <w:t>3.3.6-P8</w:t>
             </w:r>
           </w:p>
         </w:tc>
@@ -7621,7 +7621,7 @@
           </w:tcPr>
           <w:p>
             <w:r>
-              <w:t>3.3.7</w:t>
+              <w:t>3.3.6</w:t>
             </w:r>
           </w:p>
         </w:tc>
@@ -7641,7 +7641,7 @@
           </w:tcPr>
           <w:p>
             <w:r>
-              <w:t>Keep intraoperative axis measurement distinct from the functioning knee's behaviour.</w:t>
+              <w:t>Examine the posterolateral corner in every cruciate injury, since missing it fails the graft.</w:t>
             </w:r>
           </w:p>
         </w:tc>
@@ -7677,7 +7677,7 @@
           </w:tcPr>
           <w:p>
             <w:r>
-              <w:t>3.3.8-P1</w:t>
+              <w:t>3.3.6-P9</w:t>
             </w:r>
           </w:p>
         </w:tc>
@@ -7687,7 +7687,7 @@
           </w:tcPr>
           <w:p>
             <w:r>
-              <w:t>3.3.8</w:t>
+              <w:t>3.3.6</w:t>
             </w:r>
           </w:p>
         </w:tc>
@@ -7697,7 +7697,7 @@
           </w:tcPr>
           <w:p>
             <w:r>
-              <w:t>medical_student</w:t>
+              <w:t>frcs</w:t>
             </w:r>
           </w:p>
         </w:tc>
@@ -7707,7 +7707,7 @@
           </w:tcPr>
           <w:p>
             <w:r>
-              <w:t>Expect symptoms to be angle specific.</w:t>
+              <w:t>Address varus alignment before or with a corner reconstruction in a varus limb.</w:t>
             </w:r>
           </w:p>
         </w:tc>
@@ -7743,7 +7743,7 @@
           </w:tcPr>
           <w:p>
             <w:r>
-              <w:t>3.3.8-P2</w:t>
+              <w:t>3.3.7-P1</w:t>
             </w:r>
           </w:p>
         </w:tc>
@@ -7753,7 +7753,7 @@
           </w:tcPr>
           <w:p>
             <w:r>
-              <w:t>3.3.8</w:t>
+              <w:t>3.3.7</w:t>
             </w:r>
           </w:p>
         </w:tc>
@@ -7773,7 +7773,7 @@
           </w:tcPr>
           <w:p>
             <w:r>
-              <w:t>Examine at 0, 30 and 90 degrees deliberately, because each samples a different restraint set.</w:t>
+              <w:t>Use the epicondylar axis as the working approximation in surgery and keep its approximate status in mind.</w:t>
             </w:r>
           </w:p>
         </w:tc>
@@ -7809,7 +7809,7 @@
           </w:tcPr>
           <w:p>
             <w:r>
-              <w:t>3.3.8-P3</w:t>
+              <w:t>3.3.7-P2</w:t>
             </w:r>
           </w:p>
         </w:tc>
@@ -7819,7 +7819,7 @@
           </w:tcPr>
           <w:p>
             <w:r>
-              <w:t>3.3.8</w:t>
+              <w:t>3.3.7</w:t>
             </w:r>
           </w:p>
         </w:tc>
@@ -7839,7 +7839,7 @@
           </w:tcPr>
           <w:p>
             <w:r>
-              <w:t>Expect a finding to be present at one angle and absent at another, and record the angle rather than the finding alone.</w:t>
+              <w:t>Expect a single axis brace or external fixator spanning the knee to fit the limb imperfectly through range.</w:t>
             </w:r>
           </w:p>
         </w:tc>
@@ -7875,7 +7875,7 @@
           </w:tcPr>
           <w:p>
             <w:r>
-              <w:t>3.3.8-P4</w:t>
+              <w:t>3.3.7-P3</w:t>
             </w:r>
           </w:p>
         </w:tc>
@@ -7885,7 +7885,7 @@
           </w:tcPr>
           <w:p>
             <w:r>
-              <w:t>3.3.8</w:t>
+              <w:t>3.3.7</w:t>
             </w:r>
           </w:p>
         </w:tc>
@@ -7905,7 +7905,7 @@
           </w:tcPr>
           <w:p>
             <w:r>
-              <w:t>Consider deep flexion loading in a patient whose symptoms appear only at the end of range.</w:t>
+              <w:t>Read a published centrode with its angular increment and its method attached.</w:t>
             </w:r>
           </w:p>
         </w:tc>
@@ -7941,7 +7941,7 @@
           </w:tcPr>
           <w:p>
             <w:r>
-              <w:t>3.3.8-P5</w:t>
+              <w:t>3.3.7-P4</w:t>
             </w:r>
           </w:p>
         </w:tc>
@@ -7951,7 +7951,7 @@
           </w:tcPr>
           <w:p>
             <w:r>
-              <w:t>3.3.8</w:t>
+              <w:t>3.3.7</w:t>
             </w:r>
           </w:p>
         </w:tc>
@@ -7971,7 +7971,7 @@
           </w:tcPr>
           <w:p>
             <w:r>
-              <w:t>Treat mid flexion as the zone where reconstructions and replacements fail quietly.</w:t>
+              <w:t>Treat the centrode as the design variable that single radius and multi radius implants disagree about.</w:t>
             </w:r>
           </w:p>
         </w:tc>
@@ -8007,7 +8007,7 @@
           </w:tcPr>
           <w:p>
             <w:r>
-              <w:t>3.3.8-P6</w:t>
+              <w:t>3.3.7-P5</w:t>
             </w:r>
           </w:p>
         </w:tc>
@@ -8017,7 +8017,7 @@
           </w:tcPr>
           <w:p>
             <w:r>
-              <w:t>3.3.8</w:t>
+              <w:t>3.3.7</w:t>
             </w:r>
           </w:p>
         </w:tc>
@@ -8037,7 +8037,7 @@
           </w:tcPr>
           <w:p>
             <w:r>
-              <w:t>Check gaps through mid flexion rather than at extension and 90 degrees alone.</w:t>
+              <w:t>Set a hinged external fixator's axis to the epicondylar line, since an off axis hinge translates the joint through range.</w:t>
             </w:r>
           </w:p>
         </w:tc>
@@ -8073,7 +8073,7 @@
           </w:tcPr>
           <w:p>
             <w:r>
-              <w:t>3.3.8-P7</w:t>
+              <w:t>3.3.7-P6</w:t>
             </w:r>
           </w:p>
         </w:tc>
@@ -8083,7 +8083,7 @@
           </w:tcPr>
           <w:p>
             <w:r>
-              <w:t>3.3.8</w:t>
+              <w:t>3.3.7</w:t>
             </w:r>
           </w:p>
         </w:tc>
@@ -8103,7 +8103,7 @@
           </w:tcPr>
           <w:p>
             <w:r>
-              <w:t>Restore the joint line, since shifting it changes ligament tension through the whole arc.</w:t>
+              <w:t>Expect deep flexion behaviour to differ between single and multi radius designs on kinematic grounds.</w:t>
             </w:r>
           </w:p>
         </w:tc>
@@ -8139,7 +8139,7 @@
           </w:tcPr>
           <w:p>
             <w:r>
-              <w:t>3.3.9-P1</w:t>
+              <w:t>3.3.7-P7</w:t>
             </w:r>
           </w:p>
         </w:tc>
@@ -8149,7 +8149,7 @@
           </w:tcPr>
           <w:p>
             <w:r>
-              <w:t>3.3.9</w:t>
+              <w:t>3.3.7</w:t>
             </w:r>
           </w:p>
         </w:tc>
@@ -8159,7 +8159,7 @@
           </w:tcPr>
           <w:p>
             <w:r>
-              <w:t>mrcs</w:t>
+              <w:t>frcs</w:t>
             </w:r>
           </w:p>
         </w:tc>
@@ -8169,7 +8169,7 @@
           </w:tcPr>
           <w:p>
             <w:r>
-              <w:t>Expect normal walking in a knee with significant pathology, because the task is undemanding.</w:t>
+              <w:t>Consider component position before design when a replaced knee's motion is wrong.</w:t>
             </w:r>
           </w:p>
         </w:tc>
@@ -8205,7 +8205,7 @@
           </w:tcPr>
           <w:p>
             <w:r>
-              <w:t>3.3.9-P2</w:t>
+              <w:t>3.3.7-P8</w:t>
             </w:r>
           </w:p>
         </w:tc>
@@ -8215,7 +8215,7 @@
           </w:tcPr>
           <w:p>
             <w:r>
-              <w:t>3.3.9</w:t>
+              <w:t>3.3.7</w:t>
             </w:r>
           </w:p>
         </w:tc>
@@ -8235,7 +8235,7 @@
           </w:tcPr>
           <w:p>
             <w:r>
-              <w:t>Treat gait kinematics as the task most patients judge an operation by, and as a weak discriminator between constructs, since walking demands little of the knee.</w:t>
+              <w:t>Keep intraoperative axis measurement distinct from the functioning knee's behaviour.</w:t>
             </w:r>
           </w:p>
         </w:tc>
@@ -8271,7 +8271,7 @@
           </w:tcPr>
           <w:p>
             <w:r>
-              <w:t>3.3.9-P3</w:t>
+              <w:t>3.3.8-P1</w:t>
             </w:r>
           </w:p>
         </w:tc>
@@ -8281,7 +8281,7 @@
           </w:tcPr>
           <w:p>
             <w:r>
-              <w:t>3.3.9</w:t>
+              <w:t>3.3.8</w:t>
             </w:r>
           </w:p>
         </w:tc>
@@ -8291,7 +8291,7 @@
           </w:tcPr>
           <w:p>
             <w:r>
-              <w:t>frcs</w:t>
+              <w:t>medical_student</w:t>
             </w:r>
           </w:p>
         </w:tc>
@@ -8301,7 +8301,7 @@
           </w:tcPr>
           <w:p>
             <w:r>
-              <w:t>Use gait as the patient's benchmark and not as the test that separates two constructs.</w:t>
+              <w:t>Expect symptoms to be angle specific.</w:t>
             </w:r>
           </w:p>
         </w:tc>
@@ -8337,7 +8337,7 @@
           </w:tcPr>
           <w:p>
             <w:r>
-              <w:t>3.3.9-P4</w:t>
+              <w:t>3.3.8-P2</w:t>
             </w:r>
           </w:p>
         </w:tc>
@@ -8347,7 +8347,7 @@
           </w:tcPr>
           <w:p>
             <w:r>
-              <w:t>3.3.9</w:t>
+              <w:t>3.3.8</w:t>
             </w:r>
           </w:p>
         </w:tc>
@@ -8357,7 +8357,7 @@
           </w:tcPr>
           <w:p>
             <w:r>
-              <w:t>frcs</w:t>
+              <w:t>mrcs</w:t>
             </w:r>
           </w:p>
         </w:tc>
@@ -8367,7 +8367,7 @@
           </w:tcPr>
           <w:p>
             <w:r>
-              <w:t>Measure or estimate the adduction moment when alignment is the question rather than relying on sagittal kinematics.</w:t>
+              <w:t>Examine at 0, 30 and 90 degrees deliberately, because each samples a different restraint set.</w:t>
             </w:r>
           </w:p>
         </w:tc>
@@ -8403,7 +8403,7 @@
           </w:tcPr>
           <w:p>
             <w:r>
-              <w:t>3.3.9-P5</w:t>
+              <w:t>3.3.8-P3</w:t>
             </w:r>
           </w:p>
         </w:tc>
@@ -8413,7 +8413,7 @@
           </w:tcPr>
           <w:p>
             <w:r>
-              <w:t>3.3.9</w:t>
+              <w:t>3.3.8</w:t>
             </w:r>
           </w:p>
         </w:tc>
@@ -8423,7 +8423,7 @@
           </w:tcPr>
           <w:p>
             <w:r>
-              <w:t>frcs</w:t>
+              <w:t>mrcs</w:t>
             </w:r>
           </w:p>
         </w:tc>
@@ -8433,7 +8433,7 @@
           </w:tcPr>
           <w:p>
             <w:r>
-              <w:t>Expect habit to outlast the mechanical cause, and rehabilitate accordingly.</w:t>
+              <w:t>Expect a finding to be present at one angle and absent at another, and record the angle rather than the finding alone.</w:t>
             </w:r>
           </w:p>
         </w:tc>
@@ -8469,7 +8469,7 @@
           </w:tcPr>
           <w:p>
             <w:r>
-              <w:t>3.3.10-P1</w:t>
+              <w:t>3.3.8-P4</w:t>
             </w:r>
           </w:p>
         </w:tc>
@@ -8479,7 +8479,7 @@
           </w:tcPr>
           <w:p>
             <w:r>
-              <w:t>3.3.10</w:t>
+              <w:t>3.3.8</w:t>
             </w:r>
           </w:p>
         </w:tc>
@@ -8499,7 +8499,7 @@
           </w:tcPr>
           <w:p>
             <w:r>
-              <w:t>Treat running as a repeated absorb and return cycle.</w:t>
+              <w:t>Read a graft's behaviour as angle dependent, since the bundles tighten at different angles.</w:t>
             </w:r>
           </w:p>
         </w:tc>
@@ -8535,7 +8535,7 @@
           </w:tcPr>
           <w:p>
             <w:r>
-              <w:t>3.3.10-P2</w:t>
+              <w:t>3.3.8-P5</w:t>
             </w:r>
           </w:p>
         </w:tc>
@@ -8545,7 +8545,7 @@
           </w:tcPr>
           <w:p>
             <w:r>
-              <w:t>3.3.10</w:t>
+              <w:t>3.3.8</w:t>
             </w:r>
           </w:p>
         </w:tc>
@@ -8565,7 +8565,7 @@
           </w:tcPr>
           <w:p>
             <w:r>
-              <w:t>Assess running separately from walking when a patient's symptoms are activity specific.</w:t>
+              <w:t>Consider deep flexion loading in a patient whose symptoms appear only at the end of range.</w:t>
             </w:r>
           </w:p>
         </w:tc>
@@ -8601,7 +8601,7 @@
           </w:tcPr>
           <w:p>
             <w:r>
-              <w:t>3.3.10-P3</w:t>
+              <w:t>3.3.8-P6</w:t>
             </w:r>
           </w:p>
         </w:tc>
@@ -8611,7 +8611,7 @@
           </w:tcPr>
           <w:p>
             <w:r>
-              <w:t>3.3.10</w:t>
+              <w:t>3.3.8</w:t>
             </w:r>
           </w:p>
         </w:tc>
@@ -8621,7 +8621,7 @@
           </w:tcPr>
           <w:p>
             <w:r>
-              <w:t>mrcs</w:t>
+              <w:t>frcs</w:t>
             </w:r>
           </w:p>
         </w:tc>
@@ -8631,7 +8631,7 @@
           </w:tcPr>
           <w:p>
             <w:r>
-              <w:t>Expect patellofemoral symptoms to appear in running before walking, on the loading argument rather than on a structural one.</w:t>
+              <w:t>Treat mid flexion as the zone where reconstructions and replacements fail quietly.</w:t>
             </w:r>
           </w:p>
         </w:tc>
@@ -8667,7 +8667,7 @@
           </w:tcPr>
           <w:p>
             <w:r>
-              <w:t>3.3.10-P4</w:t>
+              <w:t>3.3.8-P7</w:t>
             </w:r>
           </w:p>
         </w:tc>
@@ -8677,7 +8677,7 @@
           </w:tcPr>
           <w:p>
             <w:r>
-              <w:t>3.3.10</w:t>
+              <w:t>3.3.8</w:t>
             </w:r>
           </w:p>
         </w:tc>
@@ -8687,7 +8687,7 @@
           </w:tcPr>
           <w:p>
             <w:r>
-              <w:t>mrcs</w:t>
+              <w:t>frcs</w:t>
             </w:r>
           </w:p>
         </w:tc>
@@ -8697,7 +8697,7 @@
           </w:tcPr>
           <w:p>
             <w:r>
-              <w:t>Consider fatigue when symptoms appear late in an activity rather than at the start.</w:t>
+              <w:t>Check gaps through mid flexion rather than at extension and 90 degrees alone.</w:t>
             </w:r>
           </w:p>
         </w:tc>
@@ -8733,7 +8733,7 @@
           </w:tcPr>
           <w:p>
             <w:r>
-              <w:t>3.3.10-P5</w:t>
+              <w:t>3.3.8-P8</w:t>
             </w:r>
           </w:p>
         </w:tc>
@@ -8743,7 +8743,7 @@
           </w:tcPr>
           <w:p>
             <w:r>
-              <w:t>3.3.10</w:t>
+              <w:t>3.3.8</w:t>
             </w:r>
           </w:p>
         </w:tc>
@@ -8763,7 +8763,7 @@
           </w:tcPr>
           <w:p>
             <w:r>
-              <w:t>Treat return to running as a mechanical decision rather than a time based one.</w:t>
+              <w:t>Restore the joint line, since shifting it changes ligament tension through the whole arc.</w:t>
             </w:r>
           </w:p>
         </w:tc>
@@ -8799,7 +8799,7 @@
           </w:tcPr>
           <w:p>
             <w:r>
-              <w:t>3.3.11-P1</w:t>
+              <w:t>3.3.9-P1</w:t>
             </w:r>
           </w:p>
         </w:tc>
@@ -8809,7 +8809,7 @@
           </w:tcPr>
           <w:p>
             <w:r>
-              <w:t>3.3.11</w:t>
+              <w:t>3.3.9</w:t>
             </w:r>
           </w:p>
         </w:tc>
@@ -8829,7 +8829,7 @@
           </w:tcPr>
           <w:p>
             <w:r>
-              <w:t>Treat the squat as the clinical test of deep flexion mechanics, and treat its shape as information.</w:t>
+              <w:t>Expect normal walking in a knee with significant pathology, because the task is undemanding.</w:t>
             </w:r>
           </w:p>
         </w:tc>
@@ -8865,7 +8865,7 @@
           </w:tcPr>
           <w:p>
             <w:r>
-              <w:t>3.3.11-P2</w:t>
+              <w:t>3.3.9-P2</w:t>
             </w:r>
           </w:p>
         </w:tc>
@@ -8875,7 +8875,7 @@
           </w:tcPr>
           <w:p>
             <w:r>
-              <w:t>3.3.11</w:t>
+              <w:t>3.3.9</w:t>
             </w:r>
           </w:p>
         </w:tc>
@@ -8895,7 +8895,7 @@
           </w:tcPr>
           <w:p>
             <w:r>
-              <w:t>Measure ankle dorsiflexion when a squat is limited, before attributing it to the knee.</w:t>
+              <w:t>Read coronal and transverse gait quantities with the measurement error in mind.</w:t>
             </w:r>
           </w:p>
         </w:tc>
@@ -8931,7 +8931,7 @@
           </w:tcPr>
           <w:p>
             <w:r>
-              <w:t>3.3.11-P3</w:t>
+              <w:t>3.3.9-P3</w:t>
             </w:r>
           </w:p>
         </w:tc>
@@ -8941,7 +8941,7 @@
           </w:tcPr>
           <w:p>
             <w:r>
-              <w:t>3.3.11</w:t>
+              <w:t>3.3.9</w:t>
             </w:r>
           </w:p>
         </w:tc>
@@ -8951,7 +8951,7 @@
           </w:tcPr>
           <w:p>
             <w:r>
-              <w:t>mrcs</w:t>
+              <w:t>frcs</w:t>
             </w:r>
           </w:p>
         </w:tc>
@@ -8961,7 +8961,7 @@
           </w:tcPr>
           <w:p>
             <w:r>
-              <w:t>Expect posterior horn symptoms to appear in deep flexion and to be absent in mid flexion testing.</w:t>
+              <w:t>Treat gait kinematics as the task most patients judge an operation by, and as a weak discriminator between constructs, since walking demands little of the knee.</w:t>
             </w:r>
           </w:p>
         </w:tc>
@@ -8997,7 +8997,7 @@
           </w:tcPr>
           <w:p>
             <w:r>
-              <w:t>3.3.11-P4</w:t>
+              <w:t>3.3.9-P4</w:t>
             </w:r>
           </w:p>
         </w:tc>
@@ -9007,7 +9007,7 @@
           </w:tcPr>
           <w:p>
             <w:r>
-              <w:t>3.3.11</w:t>
+              <w:t>3.3.9</w:t>
             </w:r>
           </w:p>
         </w:tc>
@@ -9017,7 +9017,7 @@
           </w:tcPr>
           <w:p>
             <w:r>
-              <w:t>mrcs</w:t>
+              <w:t>frcs</w:t>
             </w:r>
           </w:p>
         </w:tc>
@@ -9027,7 +9027,7 @@
           </w:tcPr>
           <w:p>
             <w:r>
-              <w:t>Treat the thinness of the deep flexion literature as a limit on confidence rather than as absence of a problem.</w:t>
+              <w:t>Use gait as the patient's benchmark and not as the test that separates two constructs.</w:t>
             </w:r>
           </w:p>
         </w:tc>
@@ -9063,7 +9063,7 @@
           </w:tcPr>
           <w:p>
             <w:r>
-              <w:t>3.3.11-P5</w:t>
+              <w:t>3.3.9-P5</w:t>
             </w:r>
           </w:p>
         </w:tc>
@@ -9073,7 +9073,7 @@
           </w:tcPr>
           <w:p>
             <w:r>
-              <w:t>3.3.11</w:t>
+              <w:t>3.3.9</w:t>
             </w:r>
           </w:p>
         </w:tc>
@@ -9093,7 +9093,7 @@
           </w:tcPr>
           <w:p>
             <w:r>
-              <w:t>Treat deep flexion as a stated goal with a stated cost.</w:t>
+              <w:t>Measure or estimate the adduction moment when alignment is the question rather than relying on sagittal kinematics.</w:t>
             </w:r>
           </w:p>
         </w:tc>
@@ -9129,7 +9129,7 @@
           </w:tcPr>
           <w:p>
             <w:r>
-              <w:t>3.3.11-P6</w:t>
+              <w:t>3.3.9-P6</w:t>
             </w:r>
           </w:p>
         </w:tc>
@@ -9139,7 +9139,7 @@
           </w:tcPr>
           <w:p>
             <w:r>
-              <w:t>3.3.11</w:t>
+              <w:t>3.3.9</w:t>
             </w:r>
           </w:p>
         </w:tc>
@@ -9159,7 +9159,7 @@
           </w:tcPr>
           <w:p>
             <w:r>
-              <w:t>Restore posterior condylar offset, since it limits achievable flexion.</w:t>
+              <w:t>Expect habit to outlast the mechanical cause, and rehabilitate accordingly.</w:t>
             </w:r>
           </w:p>
         </w:tc>
@@ -9195,7 +9195,7 @@
           </w:tcPr>
           <w:p>
             <w:r>
-              <w:t>3.3.12-P1</w:t>
+              <w:t>3.3.10-P1</w:t>
             </w:r>
           </w:p>
         </w:tc>
@@ -9205,7 +9205,7 @@
           </w:tcPr>
           <w:p>
             <w:r>
-              <w:t>3.3.12</w:t>
+              <w:t>3.3.10</w:t>
             </w:r>
           </w:p>
         </w:tc>
@@ -9225,7 +9225,7 @@
           </w:tcPr>
           <w:p>
             <w:r>
-              <w:t>Expect patellofemoral pathology to present on stairs, given the simultaneous rise in angle and quadriceps force.</w:t>
+              <w:t>Treat running as a repeated absorb and return cycle.</w:t>
             </w:r>
           </w:p>
         </w:tc>
@@ -9261,7 +9261,7 @@
           </w:tcPr>
           <w:p>
             <w:r>
-              <w:t>3.3.12-P2</w:t>
+              <w:t>3.3.10-P2</w:t>
             </w:r>
           </w:p>
         </w:tc>
@@ -9271,7 +9271,7 @@
           </w:tcPr>
           <w:p>
             <w:r>
-              <w:t>3.3.12</w:t>
+              <w:t>3.3.10</w:t>
             </w:r>
           </w:p>
         </w:tc>
@@ -9291,7 +9291,7 @@
           </w:tcPr>
           <w:p>
             <w:r>
-              <w:t>Treat a timed stair test as a performance measure rather than a kinematic one.</w:t>
+              <w:t>Assess running separately from walking when a patient's symptoms are activity specific.</w:t>
             </w:r>
           </w:p>
         </w:tc>
@@ -9327,7 +9327,7 @@
           </w:tcPr>
           <w:p>
             <w:r>
-              <w:t>3.3.12-P3</w:t>
+              <w:t>3.3.10-P3</w:t>
             </w:r>
           </w:p>
         </w:tc>
@@ -9337,7 +9337,7 @@
           </w:tcPr>
           <w:p>
             <w:r>
-              <w:t>3.3.12</w:t>
+              <w:t>3.3.10</w:t>
             </w:r>
           </w:p>
         </w:tc>
@@ -9347,7 +9347,7 @@
           </w:tcPr>
           <w:p>
             <w:r>
-              <w:t>frcs</w:t>
+              <w:t>mrcs</w:t>
             </w:r>
           </w:p>
         </w:tc>
@@ -9357,7 +9357,7 @@
           </w:tcPr>
           <w:p>
             <w:r>
-              <w:t>Treat stair function as a discriminating outcome measure, since it needs more range and more eccentric control than the tasks most patients recover first.</w:t>
+              <w:t>Expect patellofemoral symptoms to appear in running before walking, on the loading argument rather than on a structural one.</w:t>
             </w:r>
           </w:p>
         </w:tc>
@@ -9393,7 +9393,7 @@
           </w:tcPr>
           <w:p>
             <w:r>
-              <w:t>3.3.12-P4</w:t>
+              <w:t>3.3.10-P4</w:t>
             </w:r>
           </w:p>
         </w:tc>
@@ -9403,7 +9403,7 @@
           </w:tcPr>
           <w:p>
             <w:r>
-              <w:t>3.3.12</w:t>
+              <w:t>3.3.10</w:t>
             </w:r>
           </w:p>
         </w:tc>
@@ -9413,7 +9413,7 @@
           </w:tcPr>
           <w:p>
             <w:r>
-              <w:t>frcs</w:t>
+              <w:t>mrcs</w:t>
             </w:r>
           </w:p>
         </w:tc>
@@ -9423,7 +9423,7 @@
           </w:tcPr>
           <w:p>
             <w:r>
-              <w:t>Use stair function rather than level walking when judging whether a knee has recovered.</w:t>
+              <w:t>Read two dimensional video coronal measurements cautiously, since rotation confounds them.</w:t>
             </w:r>
           </w:p>
         </w:tc>
@@ -9459,7 +9459,7 @@
           </w:tcPr>
           <w:p>
             <w:r>
-              <w:t>3.3.12-P5</w:t>
+              <w:t>3.3.10-P5</w:t>
             </w:r>
           </w:p>
         </w:tc>
@@ -9469,7 +9469,7 @@
           </w:tcPr>
           <w:p>
             <w:r>
-              <w:t>3.3.12</w:t>
+              <w:t>3.3.10</w:t>
             </w:r>
           </w:p>
         </w:tc>
@@ -9479,7 +9479,7 @@
           </w:tcPr>
           <w:p>
             <w:r>
-              <w:t>frcs</w:t>
+              <w:t>mrcs</w:t>
             </w:r>
           </w:p>
         </w:tc>
@@ -9489,7 +9489,7 @@
           </w:tcPr>
           <w:p>
             <w:r>
-              <w:t>Consider mid flexion instability in a replaced knee whose only complaint is stairs.</w:t>
+              <w:t>Consider fatigue when symptoms appear late in an activity rather than at the start.</w:t>
             </w:r>
           </w:p>
         </w:tc>
@@ -9525,7 +9525,7 @@
           </w:tcPr>
           <w:p>
             <w:r>
-              <w:t>3.3.12-P6</w:t>
+              <w:t>3.3.10-P6</w:t>
             </w:r>
           </w:p>
         </w:tc>
@@ -9535,7 +9535,7 @@
           </w:tcPr>
           <w:p>
             <w:r>
-              <w:t>3.3.12</w:t>
+              <w:t>3.3.10</w:t>
             </w:r>
           </w:p>
         </w:tc>
@@ -9555,7 +9555,7 @@
           </w:tcPr>
           <w:p>
             <w:r>
-              <w:t>Exclude quadriceps weakness before attributing stair difficulty to the mechanics.</w:t>
+              <w:t>Treat return to running as a mechanical decision rather than a time based one.</w:t>
             </w:r>
           </w:p>
         </w:tc>
@@ -9591,7 +9591,7 @@
           </w:tcPr>
           <w:p>
             <w:r>
-              <w:t>3.3.13-P1</w:t>
+              <w:t>3.3.10-P7</w:t>
             </w:r>
           </w:p>
         </w:tc>
@@ -9601,7 +9601,7 @@
           </w:tcPr>
           <w:p>
             <w:r>
-              <w:t>3.3.13</w:t>
+              <w:t>3.3.10</w:t>
             </w:r>
           </w:p>
         </w:tc>
@@ -9611,7 +9611,7 @@
           </w:tcPr>
           <w:p>
             <w:r>
-              <w:t>mrcs</w:t>
+              <w:t>frcs</w:t>
             </w:r>
           </w:p>
         </w:tc>
@@ -9621,7 +9621,7 @@
           </w:tcPr>
           <w:p>
             <w:r>
-              <w:t>Assess the hip and trunk when a knee lands in valgus, since the knee position is largely set proximally.</w:t>
+              <w:t>Stage return to running by criteria rather than by time after surgery.</w:t>
             </w:r>
           </w:p>
         </w:tc>
@@ -9657,7 +9657,7 @@
           </w:tcPr>
           <w:p>
             <w:r>
-              <w:t>3.3.13-P2</w:t>
+              <w:t>3.3.10-P8</w:t>
             </w:r>
           </w:p>
         </w:tc>
@@ -9667,7 +9667,7 @@
           </w:tcPr>
           <w:p>
             <w:r>
-              <w:t>3.3.13</w:t>
+              <w:t>3.3.10</w:t>
             </w:r>
           </w:p>
         </w:tc>
@@ -9677,7 +9677,7 @@
           </w:tcPr>
           <w:p>
             <w:r>
-              <w:t>mrcs</w:t>
+              <w:t>frcs</w:t>
             </w:r>
           </w:p>
         </w:tc>
@@ -9687,7 +9687,7 @@
           </w:tcPr>
           <w:p>
             <w:r>
-              <w:t>Use landing tasks in return to sport assessment because they reproduce the injury loading.</w:t>
+              <w:t>Correct alignment where repeated single compartment loading is the problem.</w:t>
             </w:r>
           </w:p>
         </w:tc>
@@ -9723,7 +9723,7 @@
           </w:tcPr>
           <w:p>
             <w:r>
-              <w:t>3.3.13-P3</w:t>
+              <w:t>3.3.10-P9</w:t>
             </w:r>
           </w:p>
         </w:tc>
@@ -9733,7 +9733,7 @@
           </w:tcPr>
           <w:p>
             <w:r>
-              <w:t>3.3.13</w:t>
+              <w:t>3.3.10</w:t>
             </w:r>
           </w:p>
         </w:tc>
@@ -9753,7 +9753,7 @@
           </w:tcPr>
           <w:p>
             <w:r>
-              <w:t>Treat landing kinematics as a modifiable risk factor and as an imperfect predictor.</w:t>
+              <w:t>State the uncertainty about individual tolerance rather than offering a figure.</w:t>
             </w:r>
           </w:p>
         </w:tc>
@@ -9789,7 +9789,7 @@
           </w:tcPr>
           <w:p>
             <w:r>
-              <w:t>3.3.13-P4</w:t>
+              <w:t>3.3.11-P1</w:t>
             </w:r>
           </w:p>
         </w:tc>
@@ -9799,7 +9799,7 @@
           </w:tcPr>
           <w:p>
             <w:r>
-              <w:t>3.3.13</w:t>
+              <w:t>3.3.11</w:t>
             </w:r>
           </w:p>
         </w:tc>
@@ -9809,7 +9809,7 @@
           </w:tcPr>
           <w:p>
             <w:r>
-              <w:t>frcs</w:t>
+              <w:t>mrcs</w:t>
             </w:r>
           </w:p>
         </w:tc>
@@ -9819,7 +9819,7 @@
           </w:tcPr>
           <w:p>
             <w:r>
-              <w:t>Expect asymmetrical landing kinematics to persist after reconstruction with normal laxity.</w:t>
+              <w:t>Treat the squat as the clinical test of deep flexion mechanics, and treat its shape as information.</w:t>
             </w:r>
           </w:p>
         </w:tc>
@@ -9855,7 +9855,7 @@
           </w:tcPr>
           <w:p>
             <w:r>
-              <w:t>3.3.14-P1</w:t>
+              <w:t>3.3.11-P2</w:t>
             </w:r>
           </w:p>
         </w:tc>
@@ -9865,7 +9865,7 @@
           </w:tcPr>
           <w:p>
             <w:r>
-              <w:t>3.3.14</w:t>
+              <w:t>3.3.11</w:t>
             </w:r>
           </w:p>
         </w:tc>
@@ -9875,7 +9875,7 @@
           </w:tcPr>
           <w:p>
             <w:r>
-              <w:t>frcs</w:t>
+              <w:t>mrcs</w:t>
             </w:r>
           </w:p>
         </w:tc>
@@ -9885,7 +9885,7 @@
           </w:tcPr>
           <w:p>
             <w:r>
-              <w:t>Treat cutting as the task a rotationally deficient knee fails, which is why rotatory laxity and not translation decides the functional result in a pivoting athlete.</w:t>
+              <w:t>Measure ankle dorsiflexion when a squat is limited, before attributing it to the knee.</w:t>
             </w:r>
           </w:p>
         </w:tc>
@@ -9921,7 +9921,7 @@
           </w:tcPr>
           <w:p>
             <w:r>
-              <w:t>3.3.14-P2</w:t>
+              <w:t>3.3.11-P3</w:t>
             </w:r>
           </w:p>
         </w:tc>
@@ -9931,7 +9931,7 @@
           </w:tcPr>
           <w:p>
             <w:r>
-              <w:t>3.3.14</w:t>
+              <w:t>3.3.11</w:t>
             </w:r>
           </w:p>
         </w:tc>
@@ -9941,7 +9941,7 @@
           </w:tcPr>
           <w:p>
             <w:r>
-              <w:t>frcs</w:t>
+              <w:t>mrcs</w:t>
             </w:r>
           </w:p>
         </w:tc>
@@ -9951,7 +9951,7 @@
           </w:tcPr>
           <w:p>
             <w:r>
-              <w:t>Assess rotatory laxity rather than translation alone when counselling a pivoting athlete.</w:t>
+              <w:t>Expect posterior horn symptoms to appear in deep flexion and to be absent in mid flexion testing.</w:t>
             </w:r>
           </w:p>
         </w:tc>
@@ -9987,7 +9987,7 @@
           </w:tcPr>
           <w:p>
             <w:r>
-              <w:t>3.3.14-P3</w:t>
+              <w:t>3.3.11-P4</w:t>
             </w:r>
           </w:p>
         </w:tc>
@@ -9997,7 +9997,7 @@
           </w:tcPr>
           <w:p>
             <w:r>
-              <w:t>3.3.14</w:t>
+              <w:t>3.3.11</w:t>
             </w:r>
           </w:p>
         </w:tc>
@@ -10007,7 +10007,7 @@
           </w:tcPr>
           <w:p>
             <w:r>
-              <w:t>frcs</w:t>
+              <w:t>mrcs</w:t>
             </w:r>
           </w:p>
         </w:tc>
@@ -10017,7 +10017,7 @@
           </w:tcPr>
           <w:p>
             <w:r>
-              <w:t>Consider lateral augmentation in high grade rotatory laxity and in revision, on the mechanics of this task.</w:t>
+              <w:t>Read patellofemoral symptoms in squatting as a loading consequence of flexion angle.</w:t>
             </w:r>
           </w:p>
         </w:tc>
@@ -10053,6 +10053,1260 @@
           </w:tcPr>
           <w:p>
             <w:r>
+              <w:t>3.3.11-P5</w:t>
+            </w:r>
+          </w:p>
+        </w:tc>
+        <w:tc>
+          <w:tcPr>
+            <w:tcW w:type="dxa" w:w="706"/>
+          </w:tcPr>
+          <w:p>
+            <w:r>
+              <w:t>3.3.11</w:t>
+            </w:r>
+          </w:p>
+        </w:tc>
+        <w:tc>
+          <w:tcPr>
+            <w:tcW w:type="dxa" w:w="988"/>
+          </w:tcPr>
+          <w:p>
+            <w:r>
+              <w:t>mrcs</w:t>
+            </w:r>
+          </w:p>
+        </w:tc>
+        <w:tc>
+          <w:tcPr>
+            <w:tcW w:type="dxa" w:w="5927"/>
+          </w:tcPr>
+          <w:p>
+            <w:r>
+              <w:t>Treat the thinness of the deep flexion literature as a limit on confidence rather than as absence of a problem.</w:t>
+            </w:r>
+          </w:p>
+        </w:tc>
+        <w:tc>
+          <w:tcPr>
+            <w:tcW w:type="dxa" w:w="1411"/>
+          </w:tcPr>
+          <w:p>
+            <w:r/>
+          </w:p>
+        </w:tc>
+        <w:tc>
+          <w:tcPr>
+            <w:tcW w:type="dxa" w:w="1835"/>
+          </w:tcPr>
+          <w:p>
+            <w:r/>
+          </w:p>
+        </w:tc>
+        <w:tc>
+          <w:tcPr>
+            <w:tcW w:type="dxa" w:w="2258"/>
+          </w:tcPr>
+          <w:p>
+            <w:r/>
+          </w:p>
+        </w:tc>
+      </w:tr>
+      <w:tr>
+        <w:tc>
+          <w:tcPr>
+            <w:tcW w:type="dxa" w:w="988"/>
+          </w:tcPr>
+          <w:p>
+            <w:r>
+              <w:t>3.3.11-P6</w:t>
+            </w:r>
+          </w:p>
+        </w:tc>
+        <w:tc>
+          <w:tcPr>
+            <w:tcW w:type="dxa" w:w="706"/>
+          </w:tcPr>
+          <w:p>
+            <w:r>
+              <w:t>3.3.11</w:t>
+            </w:r>
+          </w:p>
+        </w:tc>
+        <w:tc>
+          <w:tcPr>
+            <w:tcW w:type="dxa" w:w="988"/>
+          </w:tcPr>
+          <w:p>
+            <w:r>
+              <w:t>frcs</w:t>
+            </w:r>
+          </w:p>
+        </w:tc>
+        <w:tc>
+          <w:tcPr>
+            <w:tcW w:type="dxa" w:w="5927"/>
+          </w:tcPr>
+          <w:p>
+            <w:r>
+              <w:t>Treat deep flexion as a stated goal with a stated cost.</w:t>
+            </w:r>
+          </w:p>
+        </w:tc>
+        <w:tc>
+          <w:tcPr>
+            <w:tcW w:type="dxa" w:w="1411"/>
+          </w:tcPr>
+          <w:p>
+            <w:r/>
+          </w:p>
+        </w:tc>
+        <w:tc>
+          <w:tcPr>
+            <w:tcW w:type="dxa" w:w="1835"/>
+          </w:tcPr>
+          <w:p>
+            <w:r/>
+          </w:p>
+        </w:tc>
+        <w:tc>
+          <w:tcPr>
+            <w:tcW w:type="dxa" w:w="2258"/>
+          </w:tcPr>
+          <w:p>
+            <w:r/>
+          </w:p>
+        </w:tc>
+      </w:tr>
+      <w:tr>
+        <w:tc>
+          <w:tcPr>
+            <w:tcW w:type="dxa" w:w="988"/>
+          </w:tcPr>
+          <w:p>
+            <w:r>
+              <w:t>3.3.11-P7</w:t>
+            </w:r>
+          </w:p>
+        </w:tc>
+        <w:tc>
+          <w:tcPr>
+            <w:tcW w:type="dxa" w:w="706"/>
+          </w:tcPr>
+          <w:p>
+            <w:r>
+              <w:t>3.3.11</w:t>
+            </w:r>
+          </w:p>
+        </w:tc>
+        <w:tc>
+          <w:tcPr>
+            <w:tcW w:type="dxa" w:w="988"/>
+          </w:tcPr>
+          <w:p>
+            <w:r>
+              <w:t>frcs</w:t>
+            </w:r>
+          </w:p>
+        </w:tc>
+        <w:tc>
+          <w:tcPr>
+            <w:tcW w:type="dxa" w:w="5927"/>
+          </w:tcPr>
+          <w:p>
+            <w:r>
+              <w:t>Set the deep flexion goal from the patient's needs rather than from the implant's claim.</w:t>
+            </w:r>
+          </w:p>
+        </w:tc>
+        <w:tc>
+          <w:tcPr>
+            <w:tcW w:type="dxa" w:w="1411"/>
+          </w:tcPr>
+          <w:p>
+            <w:r/>
+          </w:p>
+        </w:tc>
+        <w:tc>
+          <w:tcPr>
+            <w:tcW w:type="dxa" w:w="1835"/>
+          </w:tcPr>
+          <w:p>
+            <w:r/>
+          </w:p>
+        </w:tc>
+        <w:tc>
+          <w:tcPr>
+            <w:tcW w:type="dxa" w:w="2258"/>
+          </w:tcPr>
+          <w:p>
+            <w:r/>
+          </w:p>
+        </w:tc>
+      </w:tr>
+      <w:tr>
+        <w:tc>
+          <w:tcPr>
+            <w:tcW w:type="dxa" w:w="988"/>
+          </w:tcPr>
+          <w:p>
+            <w:r>
+              <w:t>3.3.11-P8</w:t>
+            </w:r>
+          </w:p>
+        </w:tc>
+        <w:tc>
+          <w:tcPr>
+            <w:tcW w:type="dxa" w:w="706"/>
+          </w:tcPr>
+          <w:p>
+            <w:r>
+              <w:t>3.3.11</w:t>
+            </w:r>
+          </w:p>
+        </w:tc>
+        <w:tc>
+          <w:tcPr>
+            <w:tcW w:type="dxa" w:w="988"/>
+          </w:tcPr>
+          <w:p>
+            <w:r>
+              <w:t>frcs</w:t>
+            </w:r>
+          </w:p>
+        </w:tc>
+        <w:tc>
+          <w:tcPr>
+            <w:tcW w:type="dxa" w:w="5927"/>
+          </w:tcPr>
+          <w:p>
+            <w:r>
+              <w:t>Restore posterior condylar offset, since it limits achievable flexion.</w:t>
+            </w:r>
+          </w:p>
+        </w:tc>
+        <w:tc>
+          <w:tcPr>
+            <w:tcW w:type="dxa" w:w="1411"/>
+          </w:tcPr>
+          <w:p>
+            <w:r/>
+          </w:p>
+        </w:tc>
+        <w:tc>
+          <w:tcPr>
+            <w:tcW w:type="dxa" w:w="1835"/>
+          </w:tcPr>
+          <w:p>
+            <w:r/>
+          </w:p>
+        </w:tc>
+        <w:tc>
+          <w:tcPr>
+            <w:tcW w:type="dxa" w:w="2258"/>
+          </w:tcPr>
+          <w:p>
+            <w:r/>
+          </w:p>
+        </w:tc>
+      </w:tr>
+      <w:tr>
+        <w:tc>
+          <w:tcPr>
+            <w:tcW w:type="dxa" w:w="988"/>
+          </w:tcPr>
+          <w:p>
+            <w:r>
+              <w:t>3.3.12-P1</w:t>
+            </w:r>
+          </w:p>
+        </w:tc>
+        <w:tc>
+          <w:tcPr>
+            <w:tcW w:type="dxa" w:w="706"/>
+          </w:tcPr>
+          <w:p>
+            <w:r>
+              <w:t>3.3.12</w:t>
+            </w:r>
+          </w:p>
+        </w:tc>
+        <w:tc>
+          <w:tcPr>
+            <w:tcW w:type="dxa" w:w="988"/>
+          </w:tcPr>
+          <w:p>
+            <w:r>
+              <w:t>mrcs</w:t>
+            </w:r>
+          </w:p>
+        </w:tc>
+        <w:tc>
+          <w:tcPr>
+            <w:tcW w:type="dxa" w:w="5927"/>
+          </w:tcPr>
+          <w:p>
+            <w:r>
+              <w:t>Expect patellofemoral pathology to present on stairs, given the simultaneous rise in angle and quadriceps force.</w:t>
+            </w:r>
+          </w:p>
+        </w:tc>
+        <w:tc>
+          <w:tcPr>
+            <w:tcW w:type="dxa" w:w="1411"/>
+          </w:tcPr>
+          <w:p>
+            <w:r/>
+          </w:p>
+        </w:tc>
+        <w:tc>
+          <w:tcPr>
+            <w:tcW w:type="dxa" w:w="1835"/>
+          </w:tcPr>
+          <w:p>
+            <w:r/>
+          </w:p>
+        </w:tc>
+        <w:tc>
+          <w:tcPr>
+            <w:tcW w:type="dxa" w:w="2258"/>
+          </w:tcPr>
+          <w:p>
+            <w:r/>
+          </w:p>
+        </w:tc>
+      </w:tr>
+      <w:tr>
+        <w:tc>
+          <w:tcPr>
+            <w:tcW w:type="dxa" w:w="988"/>
+          </w:tcPr>
+          <w:p>
+            <w:r>
+              <w:t>3.3.12-P2</w:t>
+            </w:r>
+          </w:p>
+        </w:tc>
+        <w:tc>
+          <w:tcPr>
+            <w:tcW w:type="dxa" w:w="706"/>
+          </w:tcPr>
+          <w:p>
+            <w:r>
+              <w:t>3.3.12</w:t>
+            </w:r>
+          </w:p>
+        </w:tc>
+        <w:tc>
+          <w:tcPr>
+            <w:tcW w:type="dxa" w:w="988"/>
+          </w:tcPr>
+          <w:p>
+            <w:r>
+              <w:t>mrcs</w:t>
+            </w:r>
+          </w:p>
+        </w:tc>
+        <w:tc>
+          <w:tcPr>
+            <w:tcW w:type="dxa" w:w="5927"/>
+          </w:tcPr>
+          <w:p>
+            <w:r>
+              <w:t>Treat a timed stair test as a performance measure rather than a kinematic one.</w:t>
+            </w:r>
+          </w:p>
+        </w:tc>
+        <w:tc>
+          <w:tcPr>
+            <w:tcW w:type="dxa" w:w="1411"/>
+          </w:tcPr>
+          <w:p>
+            <w:r/>
+          </w:p>
+        </w:tc>
+        <w:tc>
+          <w:tcPr>
+            <w:tcW w:type="dxa" w:w="1835"/>
+          </w:tcPr>
+          <w:p>
+            <w:r/>
+          </w:p>
+        </w:tc>
+        <w:tc>
+          <w:tcPr>
+            <w:tcW w:type="dxa" w:w="2258"/>
+          </w:tcPr>
+          <w:p>
+            <w:r/>
+          </w:p>
+        </w:tc>
+      </w:tr>
+      <w:tr>
+        <w:tc>
+          <w:tcPr>
+            <w:tcW w:type="dxa" w:w="988"/>
+          </w:tcPr>
+          <w:p>
+            <w:r>
+              <w:t>3.3.12-P3</w:t>
+            </w:r>
+          </w:p>
+        </w:tc>
+        <w:tc>
+          <w:tcPr>
+            <w:tcW w:type="dxa" w:w="706"/>
+          </w:tcPr>
+          <w:p>
+            <w:r>
+              <w:t>3.3.12</w:t>
+            </w:r>
+          </w:p>
+        </w:tc>
+        <w:tc>
+          <w:tcPr>
+            <w:tcW w:type="dxa" w:w="988"/>
+          </w:tcPr>
+          <w:p>
+            <w:r>
+              <w:t>frcs</w:t>
+            </w:r>
+          </w:p>
+        </w:tc>
+        <w:tc>
+          <w:tcPr>
+            <w:tcW w:type="dxa" w:w="5927"/>
+          </w:tcPr>
+          <w:p>
+            <w:r>
+              <w:t>Treat stair function as a discriminating outcome measure, since it needs more range and more eccentric control than the tasks most patients recover first.</w:t>
+            </w:r>
+          </w:p>
+        </w:tc>
+        <w:tc>
+          <w:tcPr>
+            <w:tcW w:type="dxa" w:w="1411"/>
+          </w:tcPr>
+          <w:p>
+            <w:r/>
+          </w:p>
+        </w:tc>
+        <w:tc>
+          <w:tcPr>
+            <w:tcW w:type="dxa" w:w="1835"/>
+          </w:tcPr>
+          <w:p>
+            <w:r/>
+          </w:p>
+        </w:tc>
+        <w:tc>
+          <w:tcPr>
+            <w:tcW w:type="dxa" w:w="2258"/>
+          </w:tcPr>
+          <w:p>
+            <w:r/>
+          </w:p>
+        </w:tc>
+      </w:tr>
+      <w:tr>
+        <w:tc>
+          <w:tcPr>
+            <w:tcW w:type="dxa" w:w="988"/>
+          </w:tcPr>
+          <w:p>
+            <w:r>
+              <w:t>3.3.12-P4</w:t>
+            </w:r>
+          </w:p>
+        </w:tc>
+        <w:tc>
+          <w:tcPr>
+            <w:tcW w:type="dxa" w:w="706"/>
+          </w:tcPr>
+          <w:p>
+            <w:r>
+              <w:t>3.3.12</w:t>
+            </w:r>
+          </w:p>
+        </w:tc>
+        <w:tc>
+          <w:tcPr>
+            <w:tcW w:type="dxa" w:w="988"/>
+          </w:tcPr>
+          <w:p>
+            <w:r>
+              <w:t>frcs</w:t>
+            </w:r>
+          </w:p>
+        </w:tc>
+        <w:tc>
+          <w:tcPr>
+            <w:tcW w:type="dxa" w:w="5927"/>
+          </w:tcPr>
+          <w:p>
+            <w:r>
+              <w:t>Use stair function rather than level walking when judging whether a knee has recovered.</w:t>
+            </w:r>
+          </w:p>
+        </w:tc>
+        <w:tc>
+          <w:tcPr>
+            <w:tcW w:type="dxa" w:w="1411"/>
+          </w:tcPr>
+          <w:p>
+            <w:r/>
+          </w:p>
+        </w:tc>
+        <w:tc>
+          <w:tcPr>
+            <w:tcW w:type="dxa" w:w="1835"/>
+          </w:tcPr>
+          <w:p>
+            <w:r/>
+          </w:p>
+        </w:tc>
+        <w:tc>
+          <w:tcPr>
+            <w:tcW w:type="dxa" w:w="2258"/>
+          </w:tcPr>
+          <w:p>
+            <w:r/>
+          </w:p>
+        </w:tc>
+      </w:tr>
+      <w:tr>
+        <w:tc>
+          <w:tcPr>
+            <w:tcW w:type="dxa" w:w="988"/>
+          </w:tcPr>
+          <w:p>
+            <w:r>
+              <w:t>3.3.12-P5</w:t>
+            </w:r>
+          </w:p>
+        </w:tc>
+        <w:tc>
+          <w:tcPr>
+            <w:tcW w:type="dxa" w:w="706"/>
+          </w:tcPr>
+          <w:p>
+            <w:r>
+              <w:t>3.3.12</w:t>
+            </w:r>
+          </w:p>
+        </w:tc>
+        <w:tc>
+          <w:tcPr>
+            <w:tcW w:type="dxa" w:w="988"/>
+          </w:tcPr>
+          <w:p>
+            <w:r>
+              <w:t>frcs</w:t>
+            </w:r>
+          </w:p>
+        </w:tc>
+        <w:tc>
+          <w:tcPr>
+            <w:tcW w:type="dxa" w:w="5927"/>
+          </w:tcPr>
+          <w:p>
+            <w:r>
+              <w:t>Consider mid flexion instability in a replaced knee whose only complaint is stairs.</w:t>
+            </w:r>
+          </w:p>
+        </w:tc>
+        <w:tc>
+          <w:tcPr>
+            <w:tcW w:type="dxa" w:w="1411"/>
+          </w:tcPr>
+          <w:p>
+            <w:r/>
+          </w:p>
+        </w:tc>
+        <w:tc>
+          <w:tcPr>
+            <w:tcW w:type="dxa" w:w="1835"/>
+          </w:tcPr>
+          <w:p>
+            <w:r/>
+          </w:p>
+        </w:tc>
+        <w:tc>
+          <w:tcPr>
+            <w:tcW w:type="dxa" w:w="2258"/>
+          </w:tcPr>
+          <w:p>
+            <w:r/>
+          </w:p>
+        </w:tc>
+      </w:tr>
+      <w:tr>
+        <w:tc>
+          <w:tcPr>
+            <w:tcW w:type="dxa" w:w="988"/>
+          </w:tcPr>
+          <w:p>
+            <w:r>
+              <w:t>3.3.12-P6</w:t>
+            </w:r>
+          </w:p>
+        </w:tc>
+        <w:tc>
+          <w:tcPr>
+            <w:tcW w:type="dxa" w:w="706"/>
+          </w:tcPr>
+          <w:p>
+            <w:r>
+              <w:t>3.3.12</w:t>
+            </w:r>
+          </w:p>
+        </w:tc>
+        <w:tc>
+          <w:tcPr>
+            <w:tcW w:type="dxa" w:w="988"/>
+          </w:tcPr>
+          <w:p>
+            <w:r>
+              <w:t>frcs</w:t>
+            </w:r>
+          </w:p>
+        </w:tc>
+        <w:tc>
+          <w:tcPr>
+            <w:tcW w:type="dxa" w:w="5927"/>
+          </w:tcPr>
+          <w:p>
+            <w:r>
+              <w:t>Exclude quadriceps weakness before attributing stair difficulty to the mechanics.</w:t>
+            </w:r>
+          </w:p>
+        </w:tc>
+        <w:tc>
+          <w:tcPr>
+            <w:tcW w:type="dxa" w:w="1411"/>
+          </w:tcPr>
+          <w:p>
+            <w:r/>
+          </w:p>
+        </w:tc>
+        <w:tc>
+          <w:tcPr>
+            <w:tcW w:type="dxa" w:w="1835"/>
+          </w:tcPr>
+          <w:p>
+            <w:r/>
+          </w:p>
+        </w:tc>
+        <w:tc>
+          <w:tcPr>
+            <w:tcW w:type="dxa" w:w="2258"/>
+          </w:tcPr>
+          <w:p>
+            <w:r/>
+          </w:p>
+        </w:tc>
+      </w:tr>
+      <w:tr>
+        <w:tc>
+          <w:tcPr>
+            <w:tcW w:type="dxa" w:w="988"/>
+          </w:tcPr>
+          <w:p>
+            <w:r>
+              <w:t>3.3.13-P1</w:t>
+            </w:r>
+          </w:p>
+        </w:tc>
+        <w:tc>
+          <w:tcPr>
+            <w:tcW w:type="dxa" w:w="706"/>
+          </w:tcPr>
+          <w:p>
+            <w:r>
+              <w:t>3.3.13</w:t>
+            </w:r>
+          </w:p>
+        </w:tc>
+        <w:tc>
+          <w:tcPr>
+            <w:tcW w:type="dxa" w:w="988"/>
+          </w:tcPr>
+          <w:p>
+            <w:r>
+              <w:t>mrcs</w:t>
+            </w:r>
+          </w:p>
+        </w:tc>
+        <w:tc>
+          <w:tcPr>
+            <w:tcW w:type="dxa" w:w="5927"/>
+          </w:tcPr>
+          <w:p>
+            <w:r>
+              <w:t>Assess the hip and trunk when a knee lands in valgus, since the knee position is largely set proximally.</w:t>
+            </w:r>
+          </w:p>
+        </w:tc>
+        <w:tc>
+          <w:tcPr>
+            <w:tcW w:type="dxa" w:w="1411"/>
+          </w:tcPr>
+          <w:p>
+            <w:r/>
+          </w:p>
+        </w:tc>
+        <w:tc>
+          <w:tcPr>
+            <w:tcW w:type="dxa" w:w="1835"/>
+          </w:tcPr>
+          <w:p>
+            <w:r/>
+          </w:p>
+        </w:tc>
+        <w:tc>
+          <w:tcPr>
+            <w:tcW w:type="dxa" w:w="2258"/>
+          </w:tcPr>
+          <w:p>
+            <w:r/>
+          </w:p>
+        </w:tc>
+      </w:tr>
+      <w:tr>
+        <w:tc>
+          <w:tcPr>
+            <w:tcW w:type="dxa" w:w="988"/>
+          </w:tcPr>
+          <w:p>
+            <w:r>
+              <w:t>3.3.13-P2</w:t>
+            </w:r>
+          </w:p>
+        </w:tc>
+        <w:tc>
+          <w:tcPr>
+            <w:tcW w:type="dxa" w:w="706"/>
+          </w:tcPr>
+          <w:p>
+            <w:r>
+              <w:t>3.3.13</w:t>
+            </w:r>
+          </w:p>
+        </w:tc>
+        <w:tc>
+          <w:tcPr>
+            <w:tcW w:type="dxa" w:w="988"/>
+          </w:tcPr>
+          <w:p>
+            <w:r>
+              <w:t>mrcs</w:t>
+            </w:r>
+          </w:p>
+        </w:tc>
+        <w:tc>
+          <w:tcPr>
+            <w:tcW w:type="dxa" w:w="5927"/>
+          </w:tcPr>
+          <w:p>
+            <w:r>
+              <w:t>Read a video frontal plane angle as a screening measure rather than a measurement of valgus.</w:t>
+            </w:r>
+          </w:p>
+        </w:tc>
+        <w:tc>
+          <w:tcPr>
+            <w:tcW w:type="dxa" w:w="1411"/>
+          </w:tcPr>
+          <w:p>
+            <w:r/>
+          </w:p>
+        </w:tc>
+        <w:tc>
+          <w:tcPr>
+            <w:tcW w:type="dxa" w:w="1835"/>
+          </w:tcPr>
+          <w:p>
+            <w:r/>
+          </w:p>
+        </w:tc>
+        <w:tc>
+          <w:tcPr>
+            <w:tcW w:type="dxa" w:w="2258"/>
+          </w:tcPr>
+          <w:p>
+            <w:r/>
+          </w:p>
+        </w:tc>
+      </w:tr>
+      <w:tr>
+        <w:tc>
+          <w:tcPr>
+            <w:tcW w:type="dxa" w:w="988"/>
+          </w:tcPr>
+          <w:p>
+            <w:r>
+              <w:t>3.3.13-P3</w:t>
+            </w:r>
+          </w:p>
+        </w:tc>
+        <w:tc>
+          <w:tcPr>
+            <w:tcW w:type="dxa" w:w="706"/>
+          </w:tcPr>
+          <w:p>
+            <w:r>
+              <w:t>3.3.13</w:t>
+            </w:r>
+          </w:p>
+        </w:tc>
+        <w:tc>
+          <w:tcPr>
+            <w:tcW w:type="dxa" w:w="988"/>
+          </w:tcPr>
+          <w:p>
+            <w:r>
+              <w:t>mrcs</w:t>
+            </w:r>
+          </w:p>
+        </w:tc>
+        <w:tc>
+          <w:tcPr>
+            <w:tcW w:type="dxa" w:w="5927"/>
+          </w:tcPr>
+          <w:p>
+            <w:r>
+              <w:t>Use landing tasks in return to sport assessment because they reproduce the injury loading.</w:t>
+            </w:r>
+          </w:p>
+        </w:tc>
+        <w:tc>
+          <w:tcPr>
+            <w:tcW w:type="dxa" w:w="1411"/>
+          </w:tcPr>
+          <w:p>
+            <w:r/>
+          </w:p>
+        </w:tc>
+        <w:tc>
+          <w:tcPr>
+            <w:tcW w:type="dxa" w:w="1835"/>
+          </w:tcPr>
+          <w:p>
+            <w:r/>
+          </w:p>
+        </w:tc>
+        <w:tc>
+          <w:tcPr>
+            <w:tcW w:type="dxa" w:w="2258"/>
+          </w:tcPr>
+          <w:p>
+            <w:r/>
+          </w:p>
+        </w:tc>
+      </w:tr>
+      <w:tr>
+        <w:tc>
+          <w:tcPr>
+            <w:tcW w:type="dxa" w:w="988"/>
+          </w:tcPr>
+          <w:p>
+            <w:r>
+              <w:t>3.3.13-P4</w:t>
+            </w:r>
+          </w:p>
+        </w:tc>
+        <w:tc>
+          <w:tcPr>
+            <w:tcW w:type="dxa" w:w="706"/>
+          </w:tcPr>
+          <w:p>
+            <w:r>
+              <w:t>3.3.13</w:t>
+            </w:r>
+          </w:p>
+        </w:tc>
+        <w:tc>
+          <w:tcPr>
+            <w:tcW w:type="dxa" w:w="988"/>
+          </w:tcPr>
+          <w:p>
+            <w:r>
+              <w:t>frcs</w:t>
+            </w:r>
+          </w:p>
+        </w:tc>
+        <w:tc>
+          <w:tcPr>
+            <w:tcW w:type="dxa" w:w="5927"/>
+          </w:tcPr>
+          <w:p>
+            <w:r>
+              <w:t>Treat landing kinematics as a modifiable risk factor and as an imperfect predictor.</w:t>
+            </w:r>
+          </w:p>
+        </w:tc>
+        <w:tc>
+          <w:tcPr>
+            <w:tcW w:type="dxa" w:w="1411"/>
+          </w:tcPr>
+          <w:p>
+            <w:r/>
+          </w:p>
+        </w:tc>
+        <w:tc>
+          <w:tcPr>
+            <w:tcW w:type="dxa" w:w="1835"/>
+          </w:tcPr>
+          <w:p>
+            <w:r/>
+          </w:p>
+        </w:tc>
+        <w:tc>
+          <w:tcPr>
+            <w:tcW w:type="dxa" w:w="2258"/>
+          </w:tcPr>
+          <w:p>
+            <w:r/>
+          </w:p>
+        </w:tc>
+      </w:tr>
+      <w:tr>
+        <w:tc>
+          <w:tcPr>
+            <w:tcW w:type="dxa" w:w="988"/>
+          </w:tcPr>
+          <w:p>
+            <w:r>
+              <w:t>3.3.13-P5</w:t>
+            </w:r>
+          </w:p>
+        </w:tc>
+        <w:tc>
+          <w:tcPr>
+            <w:tcW w:type="dxa" w:w="706"/>
+          </w:tcPr>
+          <w:p>
+            <w:r>
+              <w:t>3.3.13</w:t>
+            </w:r>
+          </w:p>
+        </w:tc>
+        <w:tc>
+          <w:tcPr>
+            <w:tcW w:type="dxa" w:w="988"/>
+          </w:tcPr>
+          <w:p>
+            <w:r>
+              <w:t>frcs</w:t>
+            </w:r>
+          </w:p>
+        </w:tc>
+        <w:tc>
+          <w:tcPr>
+            <w:tcW w:type="dxa" w:w="5927"/>
+          </w:tcPr>
+          <w:p>
+            <w:r>
+              <w:t>Expect asymmetrical landing kinematics to persist after reconstruction with normal laxity.</w:t>
+            </w:r>
+          </w:p>
+        </w:tc>
+        <w:tc>
+          <w:tcPr>
+            <w:tcW w:type="dxa" w:w="1411"/>
+          </w:tcPr>
+          <w:p>
+            <w:r/>
+          </w:p>
+        </w:tc>
+        <w:tc>
+          <w:tcPr>
+            <w:tcW w:type="dxa" w:w="1835"/>
+          </w:tcPr>
+          <w:p>
+            <w:r/>
+          </w:p>
+        </w:tc>
+        <w:tc>
+          <w:tcPr>
+            <w:tcW w:type="dxa" w:w="2258"/>
+          </w:tcPr>
+          <w:p>
+            <w:r/>
+          </w:p>
+        </w:tc>
+      </w:tr>
+      <w:tr>
+        <w:tc>
+          <w:tcPr>
+            <w:tcW w:type="dxa" w:w="988"/>
+          </w:tcPr>
+          <w:p>
+            <w:r>
+              <w:t>3.3.13-P6</w:t>
+            </w:r>
+          </w:p>
+        </w:tc>
+        <w:tc>
+          <w:tcPr>
+            <w:tcW w:type="dxa" w:w="706"/>
+          </w:tcPr>
+          <w:p>
+            <w:r>
+              <w:t>3.3.13</w:t>
+            </w:r>
+          </w:p>
+        </w:tc>
+        <w:tc>
+          <w:tcPr>
+            <w:tcW w:type="dxa" w:w="988"/>
+          </w:tcPr>
+          <w:p>
+            <w:r>
+              <w:t>frcs</w:t>
+            </w:r>
+          </w:p>
+        </w:tc>
+        <w:tc>
+          <w:tcPr>
+            <w:tcW w:type="dxa" w:w="5927"/>
+          </w:tcPr>
+          <w:p>
+            <w:r>
+              <w:t>State that screening does not identify the individual at risk, while the population association stands.</w:t>
+            </w:r>
+          </w:p>
+        </w:tc>
+        <w:tc>
+          <w:tcPr>
+            <w:tcW w:type="dxa" w:w="1411"/>
+          </w:tcPr>
+          <w:p>
+            <w:r/>
+          </w:p>
+        </w:tc>
+        <w:tc>
+          <w:tcPr>
+            <w:tcW w:type="dxa" w:w="1835"/>
+          </w:tcPr>
+          <w:p>
+            <w:r/>
+          </w:p>
+        </w:tc>
+        <w:tc>
+          <w:tcPr>
+            <w:tcW w:type="dxa" w:w="2258"/>
+          </w:tcPr>
+          <w:p>
+            <w:r/>
+          </w:p>
+        </w:tc>
+      </w:tr>
+      <w:tr>
+        <w:tc>
+          <w:tcPr>
+            <w:tcW w:type="dxa" w:w="988"/>
+          </w:tcPr>
+          <w:p>
+            <w:r>
+              <w:t>3.3.14-P1</w:t>
+            </w:r>
+          </w:p>
+        </w:tc>
+        <w:tc>
+          <w:tcPr>
+            <w:tcW w:type="dxa" w:w="706"/>
+          </w:tcPr>
+          <w:p>
+            <w:r>
+              <w:t>3.3.14</w:t>
+            </w:r>
+          </w:p>
+        </w:tc>
+        <w:tc>
+          <w:tcPr>
+            <w:tcW w:type="dxa" w:w="988"/>
+          </w:tcPr>
+          <w:p>
+            <w:r>
+              <w:t>mrcs</w:t>
+            </w:r>
+          </w:p>
+        </w:tc>
+        <w:tc>
+          <w:tcPr>
+            <w:tcW w:type="dxa" w:w="5927"/>
+          </w:tcPr>
+          <w:p>
+            <w:r>
+              <w:t>Read transverse plane cutting data with the measurement error in mind.</w:t>
+            </w:r>
+          </w:p>
+        </w:tc>
+        <w:tc>
+          <w:tcPr>
+            <w:tcW w:type="dxa" w:w="1411"/>
+          </w:tcPr>
+          <w:p>
+            <w:r/>
+          </w:p>
+        </w:tc>
+        <w:tc>
+          <w:tcPr>
+            <w:tcW w:type="dxa" w:w="1835"/>
+          </w:tcPr>
+          <w:p>
+            <w:r/>
+          </w:p>
+        </w:tc>
+        <w:tc>
+          <w:tcPr>
+            <w:tcW w:type="dxa" w:w="2258"/>
+          </w:tcPr>
+          <w:p>
+            <w:r/>
+          </w:p>
+        </w:tc>
+      </w:tr>
+      <w:tr>
+        <w:tc>
+          <w:tcPr>
+            <w:tcW w:type="dxa" w:w="988"/>
+          </w:tcPr>
+          <w:p>
+            <w:r>
+              <w:t>3.3.14-P2</w:t>
+            </w:r>
+          </w:p>
+        </w:tc>
+        <w:tc>
+          <w:tcPr>
+            <w:tcW w:type="dxa" w:w="706"/>
+          </w:tcPr>
+          <w:p>
+            <w:r>
+              <w:t>3.3.14</w:t>
+            </w:r>
+          </w:p>
+        </w:tc>
+        <w:tc>
+          <w:tcPr>
+            <w:tcW w:type="dxa" w:w="988"/>
+          </w:tcPr>
+          <w:p>
+            <w:r>
+              <w:t>frcs</w:t>
+            </w:r>
+          </w:p>
+        </w:tc>
+        <w:tc>
+          <w:tcPr>
+            <w:tcW w:type="dxa" w:w="5927"/>
+          </w:tcPr>
+          <w:p>
+            <w:r>
+              <w:t>Treat cutting as the task a rotationally deficient knee fails, which is why rotatory laxity and not translation decides the functional result in a pivoting athlete.</w:t>
+            </w:r>
+          </w:p>
+        </w:tc>
+        <w:tc>
+          <w:tcPr>
+            <w:tcW w:type="dxa" w:w="1411"/>
+          </w:tcPr>
+          <w:p>
+            <w:r/>
+          </w:p>
+        </w:tc>
+        <w:tc>
+          <w:tcPr>
+            <w:tcW w:type="dxa" w:w="1835"/>
+          </w:tcPr>
+          <w:p>
+            <w:r/>
+          </w:p>
+        </w:tc>
+        <w:tc>
+          <w:tcPr>
+            <w:tcW w:type="dxa" w:w="2258"/>
+          </w:tcPr>
+          <w:p>
+            <w:r/>
+          </w:p>
+        </w:tc>
+      </w:tr>
+      <w:tr>
+        <w:tc>
+          <w:tcPr>
+            <w:tcW w:type="dxa" w:w="988"/>
+          </w:tcPr>
+          <w:p>
+            <w:r>
+              <w:t>3.3.14-P3</w:t>
+            </w:r>
+          </w:p>
+        </w:tc>
+        <w:tc>
+          <w:tcPr>
+            <w:tcW w:type="dxa" w:w="706"/>
+          </w:tcPr>
+          <w:p>
+            <w:r>
+              <w:t>3.3.14</w:t>
+            </w:r>
+          </w:p>
+        </w:tc>
+        <w:tc>
+          <w:tcPr>
+            <w:tcW w:type="dxa" w:w="988"/>
+          </w:tcPr>
+          <w:p>
+            <w:r>
+              <w:t>frcs</w:t>
+            </w:r>
+          </w:p>
+        </w:tc>
+        <w:tc>
+          <w:tcPr>
+            <w:tcW w:type="dxa" w:w="5927"/>
+          </w:tcPr>
+          <w:p>
+            <w:r>
+              <w:t>Assess rotatory laxity rather than translation alone when counselling a pivoting athlete.</w:t>
+            </w:r>
+          </w:p>
+        </w:tc>
+        <w:tc>
+          <w:tcPr>
+            <w:tcW w:type="dxa" w:w="1411"/>
+          </w:tcPr>
+          <w:p>
+            <w:r/>
+          </w:p>
+        </w:tc>
+        <w:tc>
+          <w:tcPr>
+            <w:tcW w:type="dxa" w:w="1835"/>
+          </w:tcPr>
+          <w:p>
+            <w:r/>
+          </w:p>
+        </w:tc>
+        <w:tc>
+          <w:tcPr>
+            <w:tcW w:type="dxa" w:w="2258"/>
+          </w:tcPr>
+          <w:p>
+            <w:r/>
+          </w:p>
+        </w:tc>
+      </w:tr>
+      <w:tr>
+        <w:tc>
+          <w:tcPr>
+            <w:tcW w:type="dxa" w:w="988"/>
+          </w:tcPr>
+          <w:p>
+            <w:r>
               <w:t>3.3.14-P4</w:t>
             </w:r>
           </w:p>
@@ -10083,7 +11337,139 @@
           </w:tcPr>
           <w:p>
             <w:r>
+              <w:t>Consider lateral augmentation in high grade rotatory laxity and in revision, on the mechanics of this task.</w:t>
+            </w:r>
+          </w:p>
+        </w:tc>
+        <w:tc>
+          <w:tcPr>
+            <w:tcW w:type="dxa" w:w="1411"/>
+          </w:tcPr>
+          <w:p>
+            <w:r/>
+          </w:p>
+        </w:tc>
+        <w:tc>
+          <w:tcPr>
+            <w:tcW w:type="dxa" w:w="1835"/>
+          </w:tcPr>
+          <w:p>
+            <w:r/>
+          </w:p>
+        </w:tc>
+        <w:tc>
+          <w:tcPr>
+            <w:tcW w:type="dxa" w:w="2258"/>
+          </w:tcPr>
+          <w:p>
+            <w:r/>
+          </w:p>
+        </w:tc>
+      </w:tr>
+      <w:tr>
+        <w:tc>
+          <w:tcPr>
+            <w:tcW w:type="dxa" w:w="988"/>
+          </w:tcPr>
+          <w:p>
+            <w:r>
+              <w:t>3.3.14-P5</w:t>
+            </w:r>
+          </w:p>
+        </w:tc>
+        <w:tc>
+          <w:tcPr>
+            <w:tcW w:type="dxa" w:w="706"/>
+          </w:tcPr>
+          <w:p>
+            <w:r>
+              <w:t>3.3.14</w:t>
+            </w:r>
+          </w:p>
+        </w:tc>
+        <w:tc>
+          <w:tcPr>
+            <w:tcW w:type="dxa" w:w="988"/>
+          </w:tcPr>
+          <w:p>
+            <w:r>
+              <w:t>frcs</w:t>
+            </w:r>
+          </w:p>
+        </w:tc>
+        <w:tc>
+          <w:tcPr>
+            <w:tcW w:type="dxa" w:w="5927"/>
+          </w:tcPr>
+          <w:p>
+            <w:r>
               <w:t>Measure slope before revising a graft that failed without a new injury.</w:t>
+            </w:r>
+          </w:p>
+        </w:tc>
+        <w:tc>
+          <w:tcPr>
+            <w:tcW w:type="dxa" w:w="1411"/>
+          </w:tcPr>
+          <w:p>
+            <w:r/>
+          </w:p>
+        </w:tc>
+        <w:tc>
+          <w:tcPr>
+            <w:tcW w:type="dxa" w:w="1835"/>
+          </w:tcPr>
+          <w:p>
+            <w:r/>
+          </w:p>
+        </w:tc>
+        <w:tc>
+          <w:tcPr>
+            <w:tcW w:type="dxa" w:w="2258"/>
+          </w:tcPr>
+          <w:p>
+            <w:r/>
+          </w:p>
+        </w:tc>
+      </w:tr>
+      <w:tr>
+        <w:tc>
+          <w:tcPr>
+            <w:tcW w:type="dxa" w:w="988"/>
+          </w:tcPr>
+          <w:p>
+            <w:r>
+              <w:t>3.3.14-P6</w:t>
+            </w:r>
+          </w:p>
+        </w:tc>
+        <w:tc>
+          <w:tcPr>
+            <w:tcW w:type="dxa" w:w="706"/>
+          </w:tcPr>
+          <w:p>
+            <w:r>
+              <w:t>3.3.14</w:t>
+            </w:r>
+          </w:p>
+        </w:tc>
+        <w:tc>
+          <w:tcPr>
+            <w:tcW w:type="dxa" w:w="988"/>
+          </w:tcPr>
+          <w:p>
+            <w:r>
+              <w:t>frcs</w:t>
+            </w:r>
+          </w:p>
+        </w:tc>
+        <w:tc>
+          <w:tcPr>
+            <w:tcW w:type="dxa" w:w="5927"/>
+          </w:tcPr>
+          <w:p>
+            <w:r>
+              <w:t>State that no assessment reproduces an unanticipated cut when discussing return to sport.</w:t>
             </w:r>
           </w:p>
         </w:tc>

--- a/docs/review/packs/chapter-3.3.docx
+++ b/docs/review/packs/chapter-3.3.docx
@@ -285,7 +285,7 @@
           </w:tcPr>
           <w:p>
             <w:r>
-              <w:t>106</w:t>
+              <w:t>111</w:t>
             </w:r>
           </w:p>
         </w:tc>
@@ -4905,7 +4905,7 @@
           </w:tcPr>
           <w:p>
             <w:r>
-              <w:t>3.3.2-P1</w:t>
+              <w:t>3.3.1-P7</w:t>
             </w:r>
           </w:p>
         </w:tc>
@@ -4915,7 +4915,7 @@
           </w:tcPr>
           <w:p>
             <w:r>
-              <w:t>3.3.2</w:t>
+              <w:t>3.3.1</w:t>
             </w:r>
           </w:p>
         </w:tc>
@@ -4925,7 +4925,7 @@
           </w:tcPr>
           <w:p>
             <w:r>
-              <w:t>mrcs</w:t>
+              <w:t>frcs</w:t>
             </w:r>
           </w:p>
         </w:tc>
@@ -4935,7 +4935,7 @@
           </w:tcPr>
           <w:p>
             <w:r>
-              <w:t>Expect a cruciate deficient knee to sit and to travel differently rather than only to translate further on testing.</w:t>
+              <w:t>Record the loading condition in any comparison between operated and unoperated sides.</w:t>
             </w:r>
           </w:p>
         </w:tc>
@@ -4971,7 +4971,7 @@
           </w:tcPr>
           <w:p>
             <w:r>
-              <w:t>3.3.2-P2</w:t>
+              <w:t>3.3.2-P1</w:t>
             </w:r>
           </w:p>
         </w:tc>
@@ -5001,7 +5001,7 @@
           </w:tcPr>
           <w:p>
             <w:r>
-              <w:t>Preserve the posterior horns where possible, on the mechanical ground that they guide the contact path.</w:t>
+              <w:t>Expect a cruciate deficient knee to sit and to travel differently rather than only to translate further on testing.</w:t>
             </w:r>
           </w:p>
         </w:tc>
@@ -5037,7 +5037,7 @@
           </w:tcPr>
           <w:p>
             <w:r>
-              <w:t>3.3.2-P3</w:t>
+              <w:t>3.3.2-P2</w:t>
             </w:r>
           </w:p>
         </w:tc>
@@ -5067,7 +5067,7 @@
           </w:tcPr>
           <w:p>
             <w:r>
-              <w:t>Read a rollback figure with its loading condition attached, since unloaded and loaded measurements differ.</w:t>
+              <w:t>Preserve the posterior horns where possible, on the mechanical ground that they guide the contact path.</w:t>
             </w:r>
           </w:p>
         </w:tc>
@@ -5103,7 +5103,7 @@
           </w:tcPr>
           <w:p>
             <w:r>
-              <w:t>3.3.2-P4</w:t>
+              <w:t>3.3.2-P3</w:t>
             </w:r>
           </w:p>
         </w:tc>
@@ -5123,7 +5123,7 @@
           </w:tcPr>
           <w:p>
             <w:r>
-              <w:t>frcs</w:t>
+              <w:t>mrcs</w:t>
             </w:r>
           </w:p>
         </w:tc>
@@ -5133,7 +5133,7 @@
           </w:tcPr>
           <w:p>
             <w:r>
-              <w:t>Treat rollback as a design requirement rather than a description.</w:t>
+              <w:t>Read a rollback figure with its loading condition attached, since unloaded and loaded measurements differ.</w:t>
             </w:r>
           </w:p>
         </w:tc>
@@ -5169,7 +5169,7 @@
           </w:tcPr>
           <w:p>
             <w:r>
-              <w:t>3.3.2-P5</w:t>
+              <w:t>3.3.2-P4</w:t>
             </w:r>
           </w:p>
         </w:tc>
@@ -5199,7 +5199,7 @@
           </w:tcPr>
           <w:p>
             <w:r>
-              <w:t>Consider paradoxical motion when a well aligned replacement gives poor deep flexion without pain.</w:t>
+              <w:t>Treat rollback as a design requirement rather than a description.</w:t>
             </w:r>
           </w:p>
         </w:tc>
@@ -5235,7 +5235,7 @@
           </w:tcPr>
           <w:p>
             <w:r>
-              <w:t>3.3.2-P6</w:t>
+              <w:t>3.3.2-P5</w:t>
             </w:r>
           </w:p>
         </w:tc>
@@ -5265,7 +5265,7 @@
           </w:tcPr>
           <w:p>
             <w:r>
-              <w:t>Address slope where it is shifting the contact path rather than treating it as an incidental measurement.</w:t>
+              <w:t>Consider paradoxical motion when a well aligned replacement gives poor deep flexion without pain.</w:t>
             </w:r>
           </w:p>
         </w:tc>
@@ -5301,7 +5301,7 @@
           </w:tcPr>
           <w:p>
             <w:r>
-              <w:t>3.3.2-P7</w:t>
+              <w:t>3.3.2-P6</w:t>
             </w:r>
           </w:p>
         </w:tc>
@@ -5331,7 +5331,7 @@
           </w:tcPr>
           <w:p>
             <w:r>
-              <w:t>Read a design comparison by the task its kinematics were measured in.</w:t>
+              <w:t>Address slope where it is shifting the contact path rather than treating it as an incidental measurement.</w:t>
             </w:r>
           </w:p>
         </w:tc>
@@ -5367,7 +5367,7 @@
           </w:tcPr>
           <w:p>
             <w:r>
-              <w:t>3.3.3-P1</w:t>
+              <w:t>3.3.2-P7</w:t>
             </w:r>
           </w:p>
         </w:tc>
@@ -5377,7 +5377,7 @@
           </w:tcPr>
           <w:p>
             <w:r>
-              <w:t>3.3.3</w:t>
+              <w:t>3.3.2</w:t>
             </w:r>
           </w:p>
         </w:tc>
@@ -5387,7 +5387,7 @@
           </w:tcPr>
           <w:p>
             <w:r>
-              <w:t>medical_student</w:t>
+              <w:t>frcs</w:t>
             </w:r>
           </w:p>
         </w:tc>
@@ -5397,7 +5397,7 @@
           </w:tcPr>
           <w:p>
             <w:r>
-              <w:t>Expect a patient to compensate at the hip or the ankle when the knee cannot do its share.</w:t>
+              <w:t>Read a design comparison by the task its kinematics were measured in.</w:t>
             </w:r>
           </w:p>
         </w:tc>
@@ -5433,7 +5433,7 @@
           </w:tcPr>
           <w:p>
             <w:r>
-              <w:t>3.3.3-P2</w:t>
+              <w:t>3.3.3-P1</w:t>
             </w:r>
           </w:p>
         </w:tc>
@@ -5453,7 +5453,7 @@
           </w:tcPr>
           <w:p>
             <w:r>
-              <w:t>mrcs</w:t>
+              <w:t>medical_student</w:t>
             </w:r>
           </w:p>
         </w:tc>
@@ -5463,7 +5463,7 @@
           </w:tcPr>
           <w:p>
             <w:r>
-              <w:t>Treat the limb as a linked chain rather than as a joint.</w:t>
+              <w:t>Expect a patient to compensate at the hip or the ankle when the knee cannot do its share.</w:t>
             </w:r>
           </w:p>
         </w:tc>
@@ -5499,7 +5499,7 @@
           </w:tcPr>
           <w:p>
             <w:r>
-              <w:t>3.3.3-P3</w:t>
+              <w:t>3.3.3-P2</w:t>
             </w:r>
           </w:p>
         </w:tc>
@@ -5529,7 +5529,7 @@
           </w:tcPr>
           <w:p>
             <w:r>
-              <w:t>Non weight bearing laboratory data describes open chain and should not be read across, which is a frequent error in applying kinematic figures.</w:t>
+              <w:t>Treat the limb as a linked chain rather than as a joint.</w:t>
             </w:r>
           </w:p>
         </w:tc>
@@ -5565,7 +5565,7 @@
           </w:tcPr>
           <w:p>
             <w:r>
-              <w:t>3.3.3-P4</w:t>
+              <w:t>3.3.3-P3</w:t>
             </w:r>
           </w:p>
         </w:tc>
@@ -5595,7 +5595,7 @@
           </w:tcPr>
           <w:p>
             <w:r>
-              <w:t>Assess the hip and the ankle when a closed chain knee task is abnormal, because the chain distributes the problem.</w:t>
+              <w:t>Non weight bearing laboratory data describes open chain and should not be read across, which is a frequent error in applying kinematic figures.</w:t>
             </w:r>
           </w:p>
         </w:tc>
@@ -5631,7 +5631,7 @@
           </w:tcPr>
           <w:p>
             <w:r>
-              <w:t>3.3.3-P5</w:t>
+              <w:t>3.3.3-P4</w:t>
             </w:r>
           </w:p>
         </w:tc>
@@ -5661,7 +5661,7 @@
           </w:tcPr>
           <w:p>
             <w:r>
-              <w:t>Expect ground derived rotation to reach the knee in a planted foot, which is the mechanical setting for pivoting injury.</w:t>
+              <w:t>Assess the hip and the ankle when a closed chain knee task is abnormal, because the chain distributes the problem.</w:t>
             </w:r>
           </w:p>
         </w:tc>
@@ -5697,7 +5697,7 @@
           </w:tcPr>
           <w:p>
             <w:r>
-              <w:t>3.3.3-P6</w:t>
+              <w:t>3.3.3-P5</w:t>
             </w:r>
           </w:p>
         </w:tc>
@@ -5727,7 +5727,7 @@
           </w:tcPr>
           <w:p>
             <w:r>
-              <w:t>Use a closed chain measurement when the question is about function and an open chain one when the question is about the knee alone.</w:t>
+              <w:t>Expect ground derived rotation to reach the knee in a planted foot, which is the mechanical setting for pivoting injury.</w:t>
             </w:r>
           </w:p>
         </w:tc>
@@ -5763,7 +5763,7 @@
           </w:tcPr>
           <w:p>
             <w:r>
-              <w:t>3.3.3-P7</w:t>
+              <w:t>3.3.3-P6</w:t>
             </w:r>
           </w:p>
         </w:tc>
@@ -5793,7 +5793,7 @@
           </w:tcPr>
           <w:p>
             <w:r>
-              <w:t>State the chain whenever a range or a translation is recorded.</w:t>
+              <w:t>Use a closed chain measurement when the question is about function and an open chain one when the question is about the knee alone.</w:t>
             </w:r>
           </w:p>
         </w:tc>
@@ -5829,7 +5829,7 @@
           </w:tcPr>
           <w:p>
             <w:r>
-              <w:t>3.3.3-P8</w:t>
+              <w:t>3.3.3-P7</w:t>
             </w:r>
           </w:p>
         </w:tc>
@@ -5859,7 +5859,7 @@
           </w:tcPr>
           <w:p>
             <w:r>
-              <w:t>- Non weight bearing data describes open chain and should not be read across.</w:t>
+              <w:t>State the chain whenever a range or a translation is recorded.</w:t>
             </w:r>
           </w:p>
         </w:tc>
@@ -5895,7 +5895,7 @@
           </w:tcPr>
           <w:p>
             <w:r>
-              <w:t>3.3.3-P9</w:t>
+              <w:t>3.3.3-P8</w:t>
             </w:r>
           </w:p>
         </w:tc>
@@ -5915,7 +5915,7 @@
           </w:tcPr>
           <w:p>
             <w:r>
-              <w:t>frcs</w:t>
+              <w:t>mrcs</w:t>
             </w:r>
           </w:p>
         </w:tc>
@@ -5925,7 +5925,7 @@
           </w:tcPr>
           <w:p>
             <w:r>
-              <w:t>Treat closed chain kinematics as the condition most surgical decisions are really about, since patients present with symptoms in standing tasks rather than in seated ones.</w:t>
+              <w:t>- Non weight bearing data describes open chain and should not be read across.</w:t>
             </w:r>
           </w:p>
         </w:tc>
@@ -5961,7 +5961,7 @@
           </w:tcPr>
           <w:p>
             <w:r>
-              <w:t>3.3.3-P10</w:t>
+              <w:t>3.3.3-P9</w:t>
             </w:r>
           </w:p>
         </w:tc>
@@ -5991,7 +5991,7 @@
           </w:tcPr>
           <w:p>
             <w:r>
-              <w:t>Measure alignment in a standing long leg film before attributing a closed chain symptom to the soft tissues alone.</w:t>
+              <w:t>Treat closed chain kinematics as the condition most surgical decisions are really about, since patients present with symptoms in standing tasks rather than in seated ones.</w:t>
             </w:r>
           </w:p>
         </w:tc>
@@ -6027,7 +6027,7 @@
           </w:tcPr>
           <w:p>
             <w:r>
-              <w:t>3.3.3-P11</w:t>
+              <w:t>3.3.3-P10</w:t>
             </w:r>
           </w:p>
         </w:tc>
@@ -6057,7 +6057,7 @@
           </w:tcPr>
           <w:p>
             <w:r>
-              <w:t>Expect compensation to mask a deficit in a kinematic record, and read the record alongside the examination.</w:t>
+              <w:t>Measure alignment in a standing long leg film before attributing a closed chain symptom to the soft tissues alone.</w:t>
             </w:r>
           </w:p>
         </w:tc>
@@ -6093,7 +6093,7 @@
           </w:tcPr>
           <w:p>
             <w:r>
-              <w:t>3.3.3-P12</w:t>
+              <w:t>3.3.3-P11</w:t>
             </w:r>
           </w:p>
         </w:tc>
@@ -6123,7 +6123,7 @@
           </w:tcPr>
           <w:p>
             <w:r>
-              <w:t>Consider adjacent joint pathology as a cause of knee overload rather than only as a comorbidity.</w:t>
+              <w:t>Expect compensation to mask a deficit in a kinematic record, and read the record alongside the examination.</w:t>
             </w:r>
           </w:p>
         </w:tc>
@@ -6159,7 +6159,7 @@
           </w:tcPr>
           <w:p>
             <w:r>
-              <w:t>3.3.3-P13</w:t>
+              <w:t>3.3.3-P12</w:t>
             </w:r>
           </w:p>
         </w:tc>
@@ -6189,7 +6189,7 @@
           </w:tcPr>
           <w:p>
             <w:r>
-              <w:t>Set rehabilitation goals in the chain the patient's symptoms occur in.</w:t>
+              <w:t>Consider adjacent joint pathology as a cause of knee overload rather than only as a comorbidity.</w:t>
             </w:r>
           </w:p>
         </w:tc>
@@ -6225,7 +6225,7 @@
           </w:tcPr>
           <w:p>
             <w:r>
-              <w:t>3.3.4-P1</w:t>
+              <w:t>3.3.3-P13</w:t>
             </w:r>
           </w:p>
         </w:tc>
@@ -6235,7 +6235,7 @@
           </w:tcPr>
           <w:p>
             <w:r>
-              <w:t>3.3.4</w:t>
+              <w:t>3.3.3</w:t>
             </w:r>
           </w:p>
         </w:tc>
@@ -6245,7 +6245,7 @@
           </w:tcPr>
           <w:p>
             <w:r>
-              <w:t>mrcs</w:t>
+              <w:t>frcs</w:t>
             </w:r>
           </w:p>
         </w:tc>
@@ -6255,7 +6255,7 @@
           </w:tcPr>
           <w:p>
             <w:r>
-              <w:t>Expect guarding to reduce the measured laxity, and plan around the larger figure from examination under anaesthetic.</w:t>
+              <w:t>Set rehabilitation goals in the chain the patient's symptoms occur in.</w:t>
             </w:r>
           </w:p>
         </w:tc>
@@ -6291,7 +6291,7 @@
           </w:tcPr>
           <w:p>
             <w:r>
-              <w:t>3.3.4-P2</w:t>
+              <w:t>3.3.4-P1</w:t>
             </w:r>
           </w:p>
         </w:tc>
@@ -6321,7 +6321,7 @@
           </w:tcPr>
           <w:p>
             <w:r>
-              <w:t>Treat an effusion as a cause of an altered range before attributing the range to a structure.</w:t>
+              <w:t>Record the hip position when measuring open chain range or strength, since the two joint muscles change the answer.</w:t>
             </w:r>
           </w:p>
         </w:tc>
@@ -6357,7 +6357,7 @@
           </w:tcPr>
           <w:p>
             <w:r>
-              <w:t>3.3.4-P3</w:t>
+              <w:t>3.3.4-P2</w:t>
             </w:r>
           </w:p>
         </w:tc>
@@ -6387,7 +6387,7 @@
           </w:tcPr>
           <w:p>
             <w:r>
-              <w:t>Keep open chain and closed chain figures in separate columns rather than combining them into one range.</w:t>
+              <w:t>Expect guarding to reduce the measured laxity, and plan around the larger figure from examination under anaesthetic.</w:t>
             </w:r>
           </w:p>
         </w:tc>
@@ -6423,7 +6423,7 @@
           </w:tcPr>
           <w:p>
             <w:r>
-              <w:t>3.3.4-P4</w:t>
+              <w:t>3.3.4-P3</w:t>
             </w:r>
           </w:p>
         </w:tc>
@@ -6443,7 +6443,7 @@
           </w:tcPr>
           <w:p>
             <w:r>
-              <w:t>frcs</w:t>
+              <w:t>mrcs</w:t>
             </w:r>
           </w:p>
         </w:tc>
@@ -6453,7 +6453,7 @@
           </w:tcPr>
           <w:p>
             <w:r>
-              <w:t>Treat the open chain measurement as a structural question and the closed chain one as a functional question, then expect them to disagree in the patients who are difficult.</w:t>
+              <w:t>Treat an effusion as a cause of an altered range before attributing the range to a structure.</w:t>
             </w:r>
           </w:p>
         </w:tc>
@@ -6489,7 +6489,7 @@
           </w:tcPr>
           <w:p>
             <w:r>
-              <w:t>3.3.4-P5</w:t>
+              <w:t>3.3.4-P4</w:t>
             </w:r>
           </w:p>
         </w:tc>
@@ -6509,7 +6509,7 @@
           </w:tcPr>
           <w:p>
             <w:r>
-              <w:t>frcs</w:t>
+              <w:t>mrcs</w:t>
             </w:r>
           </w:p>
         </w:tc>
@@ -6519,7 +6519,7 @@
           </w:tcPr>
           <w:p>
             <w:r>
-              <w:t>Measure under anaesthetic when the structural question decides the operation.</w:t>
+              <w:t>Keep open chain and closed chain figures in separate columns rather than combining them into one range.</w:t>
             </w:r>
           </w:p>
         </w:tc>
@@ -6555,7 +6555,7 @@
           </w:tcPr>
           <w:p>
             <w:r>
-              <w:t>3.3.4-P6</w:t>
+              <w:t>3.3.4-P5</w:t>
             </w:r>
           </w:p>
         </w:tc>
@@ -6585,7 +6585,7 @@
           </w:tcPr>
           <w:p>
             <w:r>
-              <w:t>Expect a tight open chain measurement to coexist with closed chain symptoms, and counsel accordingly.</w:t>
+              <w:t>Treat the open chain measurement as a structural question and the closed chain one as a functional question, then expect them to disagree in the patients who are difficult.</w:t>
             </w:r>
           </w:p>
         </w:tc>
@@ -6621,7 +6621,7 @@
           </w:tcPr>
           <w:p>
             <w:r>
-              <w:t>3.3.4-P7</w:t>
+              <w:t>3.3.4-P6</w:t>
             </w:r>
           </w:p>
         </w:tc>
@@ -6651,7 +6651,7 @@
           </w:tcPr>
           <w:p>
             <w:r>
-              <w:t>Stage rehabilitation by the range at which each chain loads the graft rather than by time alone.</w:t>
+              <w:t>Measure under anaesthetic when the structural question decides the operation.</w:t>
             </w:r>
           </w:p>
         </w:tc>
@@ -6687,7 +6687,7 @@
           </w:tcPr>
           <w:p>
             <w:r>
-              <w:t>3.3.4-P8</w:t>
+              <w:t>3.3.4-P7</w:t>
             </w:r>
           </w:p>
         </w:tc>
@@ -6717,7 +6717,7 @@
           </w:tcPr>
           <w:p>
             <w:r>
-              <w:t>Avoid treating a small arthrometer difference as a finding without the instrument's limit of agreement in mind.</w:t>
+              <w:t>Expect a tight open chain measurement to coexist with closed chain symptoms, and counsel accordingly.</w:t>
             </w:r>
           </w:p>
         </w:tc>
@@ -6753,7 +6753,7 @@
           </w:tcPr>
           <w:p>
             <w:r>
-              <w:t>3.3.5-P1</w:t>
+              <w:t>3.3.4-P8</w:t>
             </w:r>
           </w:p>
         </w:tc>
@@ -6763,7 +6763,7 @@
           </w:tcPr>
           <w:p>
             <w:r>
-              <w:t>3.3.5</w:t>
+              <w:t>3.3.4</w:t>
             </w:r>
           </w:p>
         </w:tc>
@@ -6773,7 +6773,7 @@
           </w:tcPr>
           <w:p>
             <w:r>
-              <w:t>mrcs</w:t>
+              <w:t>frcs</w:t>
             </w:r>
           </w:p>
         </w:tc>
@@ -6783,7 +6783,7 @@
           </w:tcPr>
           <w:p>
             <w:r>
-              <w:t>Protect and restore full extension after any knee injury or operation, because the locking position depends on the last few degrees.</w:t>
+              <w:t>Stage rehabilitation by the range at which each chain loads the graft rather than by time alone.</w:t>
             </w:r>
           </w:p>
         </w:tc>
@@ -6819,7 +6819,7 @@
           </w:tcPr>
           <w:p>
             <w:r>
-              <w:t>3.3.5-P2</w:t>
+              <w:t>3.3.4-P9</w:t>
             </w:r>
           </w:p>
         </w:tc>
@@ -6829,7 +6829,7 @@
           </w:tcPr>
           <w:p>
             <w:r>
-              <w:t>3.3.5</w:t>
+              <w:t>3.3.4</w:t>
             </w:r>
           </w:p>
         </w:tc>
@@ -6839,7 +6839,7 @@
           </w:tcPr>
           <w:p>
             <w:r>
-              <w:t>mrcs</w:t>
+              <w:t>frcs</w:t>
             </w:r>
           </w:p>
         </w:tc>
@@ -6849,7 +6849,7 @@
           </w:tcPr>
           <w:p>
             <w:r>
-              <w:t>Expect a knee that cannot fully extend to fatigue the quadriceps in standing, and treat the extension rather than the muscle.</w:t>
+              <w:t>Avoid treating a small arthrometer difference as a finding without the instrument's limit of agreement in mind.</w:t>
             </w:r>
           </w:p>
         </w:tc>
@@ -6885,7 +6885,7 @@
           </w:tcPr>
           <w:p>
             <w:r>
-              <w:t>3.3.5-P3</w:t>
+              <w:t>3.3.5-P1</w:t>
             </w:r>
           </w:p>
         </w:tc>
@@ -6915,7 +6915,7 @@
           </w:tcPr>
           <w:p>
             <w:r>
-              <w:t>Avoid quoting terminal rotation as a precise figure, since the published range is wide relative to the quantity.</w:t>
+              <w:t>Protect and restore full extension after any knee injury or operation, because the locking position depends on the last few degrees.</w:t>
             </w:r>
           </w:p>
         </w:tc>
@@ -6951,7 +6951,7 @@
           </w:tcPr>
           <w:p>
             <w:r>
-              <w:t>3.3.5-P4</w:t>
+              <w:t>3.3.5-P2</w:t>
             </w:r>
           </w:p>
         </w:tc>
@@ -6971,7 +6971,7 @@
           </w:tcPr>
           <w:p>
             <w:r>
-              <w:t>frcs</w:t>
+              <w:t>mrcs</w:t>
             </w:r>
           </w:p>
         </w:tc>
@@ -6981,7 +6981,7 @@
           </w:tcPr>
           <w:p>
             <w:r>
-              <w:t>Treat terminal extension as a design and a technical target.</w:t>
+              <w:t>Expect a knee that cannot fully extend to fatigue the quadriceps in standing, and treat the extension rather than the muscle.</w:t>
             </w:r>
           </w:p>
         </w:tc>
@@ -7017,7 +7017,7 @@
           </w:tcPr>
           <w:p>
             <w:r>
-              <w:t>3.3.5-P5</w:t>
+              <w:t>3.3.5-P3</w:t>
             </w:r>
           </w:p>
         </w:tc>
@@ -7037,7 +7037,7 @@
           </w:tcPr>
           <w:p>
             <w:r>
-              <w:t>frcs</w:t>
+              <w:t>mrcs</w:t>
             </w:r>
           </w:p>
         </w:tc>
@@ -7047,7 +7047,7 @@
           </w:tcPr>
           <w:p>
             <w:r>
-              <w:t>Place the femoral tunnel to allow terminal extension, and check it on the table.</w:t>
+              <w:t>Avoid quoting terminal rotation as a precise figure, since the published range is wide relative to the quantity.</w:t>
             </w:r>
           </w:p>
         </w:tc>
@@ -7083,7 +7083,7 @@
           </w:tcPr>
           <w:p>
             <w:r>
-              <w:t>3.3.5-P6</w:t>
+              <w:t>3.3.5-P4</w:t>
             </w:r>
           </w:p>
         </w:tc>
@@ -7113,7 +7113,7 @@
           </w:tcPr>
           <w:p>
             <w:r>
-              <w:t>Consider component rotation when a replaced knee loses terminal extension without mechanical obstruction.</w:t>
+              <w:t>Treat terminal extension as a design and a technical target.</w:t>
             </w:r>
           </w:p>
         </w:tc>
@@ -7149,7 +7149,7 @@
           </w:tcPr>
           <w:p>
             <w:r>
-              <w:t>3.3.6-P1</w:t>
+              <w:t>3.3.5-P5</w:t>
             </w:r>
           </w:p>
         </w:tc>
@@ -7159,7 +7159,7 @@
           </w:tcPr>
           <w:p>
             <w:r>
-              <w:t>3.3.6</w:t>
+              <w:t>3.3.5</w:t>
             </w:r>
           </w:p>
         </w:tc>
@@ -7169,7 +7169,7 @@
           </w:tcPr>
           <w:p>
             <w:r>
-              <w:t>mrcs</w:t>
+              <w:t>frcs</w:t>
             </w:r>
           </w:p>
         </w:tc>
@@ -7179,7 +7179,7 @@
           </w:tcPr>
           <w:p>
             <w:r>
-              <w:t>Treat the popliteus as a rotator with a flexion component rather than as a flexor, and its clinical significance follows from the first description.</w:t>
+              <w:t>Place the femoral tunnel to allow terminal extension, and check it on the table.</w:t>
             </w:r>
           </w:p>
         </w:tc>
@@ -7215,7 +7215,7 @@
           </w:tcPr>
           <w:p>
             <w:r>
-              <w:t>3.3.6-P2</w:t>
+              <w:t>3.3.5-P6</w:t>
             </w:r>
           </w:p>
         </w:tc>
@@ -7225,7 +7225,7 @@
           </w:tcPr>
           <w:p>
             <w:r>
-              <w:t>3.3.6</w:t>
+              <w:t>3.3.5</w:t>
             </w:r>
           </w:p>
         </w:tc>
@@ -7235,7 +7235,7 @@
           </w:tcPr>
           <w:p>
             <w:r>
-              <w:t>mrcs</w:t>
+              <w:t>frcs</w:t>
             </w:r>
           </w:p>
         </w:tc>
@@ -7245,7 +7245,7 @@
           </w:tcPr>
           <w:p>
             <w:r>
-              <w:t>Assess rotation at 30 degrees when a posterolateral injury is suspected, since that is where the complex is the restraint.</w:t>
+              <w:t>Consider component rotation when a replaced knee loses terminal extension without mechanical obstruction.</w:t>
             </w:r>
           </w:p>
         </w:tc>
@@ -7281,7 +7281,7 @@
           </w:tcPr>
           <w:p>
             <w:r>
-              <w:t>3.3.6-P3</w:t>
+              <w:t>3.3.6-P1</w:t>
             </w:r>
           </w:p>
         </w:tc>
@@ -7311,7 +7311,7 @@
           </w:tcPr>
           <w:p>
             <w:r>
-              <w:t>Expect a corner injury to affect the initiation of flexion as well as rotational stability.</w:t>
+              <w:t>Treat the popliteus as a rotator with a flexion component rather than as a flexor, and its clinical significance follows from the first description.</w:t>
             </w:r>
           </w:p>
         </w:tc>
@@ -7347,7 +7347,7 @@
           </w:tcPr>
           <w:p>
             <w:r>
-              <w:t>3.3.6-P4</w:t>
+              <w:t>3.3.6-P2</w:t>
             </w:r>
           </w:p>
         </w:tc>
@@ -7377,7 +7377,7 @@
           </w:tcPr>
           <w:p>
             <w:r>
-              <w:t>Consider the popliteomeniscal fascicles when a lateral meniscus is hypermobile without a tear.</w:t>
+              <w:t>Assess rotation at 30 degrees when a posterolateral injury is suspected, since that is where the complex is the restraint.</w:t>
             </w:r>
           </w:p>
         </w:tc>
@@ -7413,7 +7413,7 @@
           </w:tcPr>
           <w:p>
             <w:r>
-              <w:t>3.3.6-P5</w:t>
+              <w:t>3.3.6-P3</w:t>
             </w:r>
           </w:p>
         </w:tc>
@@ -7443,7 +7443,7 @@
           </w:tcPr>
           <w:p>
             <w:r>
-              <w:t>Avoid attributing a rotational finding to the popliteus alone, since no clinical test isolates it.</w:t>
+              <w:t>Expect a corner injury to affect the initiation of flexion as well as rotational stability.</w:t>
             </w:r>
           </w:p>
         </w:tc>
@@ -7479,7 +7479,7 @@
           </w:tcPr>
           <w:p>
             <w:r>
-              <w:t>3.3.6-P6</w:t>
+              <w:t>3.3.6-P4</w:t>
             </w:r>
           </w:p>
         </w:tc>
@@ -7499,7 +7499,7 @@
           </w:tcPr>
           <w:p>
             <w:r>
-              <w:t>frcs</w:t>
+              <w:t>mrcs</w:t>
             </w:r>
           </w:p>
         </w:tc>
@@ -7509,7 +7509,7 @@
           </w:tcPr>
           <w:p>
             <w:r>
-              <w:t>Treat the popliteus complex as a reconstruction target rather than as a muscle to be noted.</w:t>
+              <w:t>Consider the popliteomeniscal fascicles when a lateral meniscus is hypermobile without a tear.</w:t>
             </w:r>
           </w:p>
         </w:tc>
@@ -7545,7 +7545,7 @@
           </w:tcPr>
           <w:p>
             <w:r>
-              <w:t>3.3.6-P7</w:t>
+              <w:t>3.3.6-P5</w:t>
             </w:r>
           </w:p>
         </w:tc>
@@ -7565,7 +7565,7 @@
           </w:tcPr>
           <w:p>
             <w:r>
-              <w:t>frcs</w:t>
+              <w:t>mrcs</w:t>
             </w:r>
           </w:p>
         </w:tc>
@@ -7575,7 +7575,7 @@
           </w:tcPr>
           <w:p>
             <w:r>
-              <w:t>Conventional teaching holds that anatomic posterolateral reconstruction should address the popliteus tendon, the popliteofibular ligament and the lateral collateral ligament rather than a subset.</w:t>
+              <w:t>Avoid attributing a rotational finding to the popliteus alone, since no clinical test isolates it.</w:t>
             </w:r>
           </w:p>
         </w:tc>
@@ -7611,7 +7611,7 @@
           </w:tcPr>
           <w:p>
             <w:r>
-              <w:t>3.3.6-P8</w:t>
+              <w:t>3.3.6-P6</w:t>
             </w:r>
           </w:p>
         </w:tc>
@@ -7641,7 +7641,7 @@
           </w:tcPr>
           <w:p>
             <w:r>
-              <w:t>Examine the posterolateral corner in every cruciate injury, since missing it fails the graft.</w:t>
+              <w:t>Treat the popliteus complex as a reconstruction target rather than as a muscle to be noted.</w:t>
             </w:r>
           </w:p>
         </w:tc>
@@ -7677,7 +7677,7 @@
           </w:tcPr>
           <w:p>
             <w:r>
-              <w:t>3.3.6-P9</w:t>
+              <w:t>3.3.6-P7</w:t>
             </w:r>
           </w:p>
         </w:tc>
@@ -7707,7 +7707,7 @@
           </w:tcPr>
           <w:p>
             <w:r>
-              <w:t>Address varus alignment before or with a corner reconstruction in a varus limb.</w:t>
+              <w:t>Conventional teaching holds that anatomic posterolateral reconstruction should address the popliteus tendon, the popliteofibular ligament and the lateral collateral ligament rather than a subset.</w:t>
             </w:r>
           </w:p>
         </w:tc>
@@ -7743,7 +7743,7 @@
           </w:tcPr>
           <w:p>
             <w:r>
-              <w:t>3.3.7-P1</w:t>
+              <w:t>3.3.6-P8</w:t>
             </w:r>
           </w:p>
         </w:tc>
@@ -7753,7 +7753,7 @@
           </w:tcPr>
           <w:p>
             <w:r>
-              <w:t>3.3.7</w:t>
+              <w:t>3.3.6</w:t>
             </w:r>
           </w:p>
         </w:tc>
@@ -7763,7 +7763,7 @@
           </w:tcPr>
           <w:p>
             <w:r>
-              <w:t>mrcs</w:t>
+              <w:t>frcs</w:t>
             </w:r>
           </w:p>
         </w:tc>
@@ -7773,7 +7773,7 @@
           </w:tcPr>
           <w:p>
             <w:r>
-              <w:t>Use the epicondylar axis as the working approximation in surgery and keep its approximate status in mind.</w:t>
+              <w:t>Examine the posterolateral corner in every cruciate injury, since missing it fails the graft.</w:t>
             </w:r>
           </w:p>
         </w:tc>
@@ -7809,7 +7809,7 @@
           </w:tcPr>
           <w:p>
             <w:r>
-              <w:t>3.3.7-P2</w:t>
+              <w:t>3.3.6-P9</w:t>
             </w:r>
           </w:p>
         </w:tc>
@@ -7819,7 +7819,7 @@
           </w:tcPr>
           <w:p>
             <w:r>
-              <w:t>3.3.7</w:t>
+              <w:t>3.3.6</w:t>
             </w:r>
           </w:p>
         </w:tc>
@@ -7829,7 +7829,7 @@
           </w:tcPr>
           <w:p>
             <w:r>
-              <w:t>mrcs</w:t>
+              <w:t>frcs</w:t>
             </w:r>
           </w:p>
         </w:tc>
@@ -7839,7 +7839,7 @@
           </w:tcPr>
           <w:p>
             <w:r>
-              <w:t>Expect a single axis brace or external fixator spanning the knee to fit the limb imperfectly through range.</w:t>
+              <w:t>Address varus alignment before or with a corner reconstruction in a varus limb.</w:t>
             </w:r>
           </w:p>
         </w:tc>
@@ -7875,7 +7875,7 @@
           </w:tcPr>
           <w:p>
             <w:r>
-              <w:t>3.3.7-P3</w:t>
+              <w:t>3.3.7-P1</w:t>
             </w:r>
           </w:p>
         </w:tc>
@@ -7905,7 +7905,7 @@
           </w:tcPr>
           <w:p>
             <w:r>
-              <w:t>Read a published centrode with its angular increment and its method attached.</w:t>
+              <w:t>Use the epicondylar axis as the working approximation in surgery and keep its approximate status in mind.</w:t>
             </w:r>
           </w:p>
         </w:tc>
@@ -7941,7 +7941,7 @@
           </w:tcPr>
           <w:p>
             <w:r>
-              <w:t>3.3.7-P4</w:t>
+              <w:t>3.3.7-P2</w:t>
             </w:r>
           </w:p>
         </w:tc>
@@ -7961,7 +7961,7 @@
           </w:tcPr>
           <w:p>
             <w:r>
-              <w:t>frcs</w:t>
+              <w:t>mrcs</w:t>
             </w:r>
           </w:p>
         </w:tc>
@@ -7971,7 +7971,7 @@
           </w:tcPr>
           <w:p>
             <w:r>
-              <w:t>Treat the centrode as the design variable that single radius and multi radius implants disagree about.</w:t>
+              <w:t>Expect a single axis brace or external fixator spanning the knee to fit the limb imperfectly through range.</w:t>
             </w:r>
           </w:p>
         </w:tc>
@@ -8007,7 +8007,7 @@
           </w:tcPr>
           <w:p>
             <w:r>
-              <w:t>3.3.7-P5</w:t>
+              <w:t>3.3.7-P3</w:t>
             </w:r>
           </w:p>
         </w:tc>
@@ -8027,7 +8027,7 @@
           </w:tcPr>
           <w:p>
             <w:r>
-              <w:t>frcs</w:t>
+              <w:t>mrcs</w:t>
             </w:r>
           </w:p>
         </w:tc>
@@ -8037,7 +8037,7 @@
           </w:tcPr>
           <w:p>
             <w:r>
-              <w:t>Set a hinged external fixator's axis to the epicondylar line, since an off axis hinge translates the joint through range.</w:t>
+              <w:t>Read a published centrode with its angular increment and its method attached.</w:t>
             </w:r>
           </w:p>
         </w:tc>
@@ -8073,7 +8073,7 @@
           </w:tcPr>
           <w:p>
             <w:r>
-              <w:t>3.3.7-P6</w:t>
+              <w:t>3.3.7-P4</w:t>
             </w:r>
           </w:p>
         </w:tc>
@@ -8103,7 +8103,7 @@
           </w:tcPr>
           <w:p>
             <w:r>
-              <w:t>Expect deep flexion behaviour to differ between single and multi radius designs on kinematic grounds.</w:t>
+              <w:t>Treat the centrode as the design variable that single radius and multi radius implants disagree about.</w:t>
             </w:r>
           </w:p>
         </w:tc>
@@ -8139,7 +8139,7 @@
           </w:tcPr>
           <w:p>
             <w:r>
-              <w:t>3.3.7-P7</w:t>
+              <w:t>3.3.7-P5</w:t>
             </w:r>
           </w:p>
         </w:tc>
@@ -8169,7 +8169,7 @@
           </w:tcPr>
           <w:p>
             <w:r>
-              <w:t>Consider component position before design when a replaced knee's motion is wrong.</w:t>
+              <w:t>Set a hinged external fixator's axis to the epicondylar line, since an off axis hinge translates the joint through range.</w:t>
             </w:r>
           </w:p>
         </w:tc>
@@ -8205,7 +8205,7 @@
           </w:tcPr>
           <w:p>
             <w:r>
-              <w:t>3.3.7-P8</w:t>
+              <w:t>3.3.7-P6</w:t>
             </w:r>
           </w:p>
         </w:tc>
@@ -8235,7 +8235,7 @@
           </w:tcPr>
           <w:p>
             <w:r>
-              <w:t>Keep intraoperative axis measurement distinct from the functioning knee's behaviour.</w:t>
+              <w:t>Expect deep flexion behaviour to differ between single and multi radius designs on kinematic grounds.</w:t>
             </w:r>
           </w:p>
         </w:tc>
@@ -8271,7 +8271,7 @@
           </w:tcPr>
           <w:p>
             <w:r>
-              <w:t>3.3.8-P1</w:t>
+              <w:t>3.3.7-P7</w:t>
             </w:r>
           </w:p>
         </w:tc>
@@ -8281,7 +8281,7 @@
           </w:tcPr>
           <w:p>
             <w:r>
-              <w:t>3.3.8</w:t>
+              <w:t>3.3.7</w:t>
             </w:r>
           </w:p>
         </w:tc>
@@ -8291,7 +8291,7 @@
           </w:tcPr>
           <w:p>
             <w:r>
-              <w:t>medical_student</w:t>
+              <w:t>frcs</w:t>
             </w:r>
           </w:p>
         </w:tc>
@@ -8301,7 +8301,7 @@
           </w:tcPr>
           <w:p>
             <w:r>
-              <w:t>Expect symptoms to be angle specific.</w:t>
+              <w:t>Consider component position before design when a replaced knee's motion is wrong.</w:t>
             </w:r>
           </w:p>
         </w:tc>
@@ -8337,7 +8337,7 @@
           </w:tcPr>
           <w:p>
             <w:r>
-              <w:t>3.3.8-P2</w:t>
+              <w:t>3.3.7-P8</w:t>
             </w:r>
           </w:p>
         </w:tc>
@@ -8347,7 +8347,7 @@
           </w:tcPr>
           <w:p>
             <w:r>
-              <w:t>3.3.8</w:t>
+              <w:t>3.3.7</w:t>
             </w:r>
           </w:p>
         </w:tc>
@@ -8357,7 +8357,7 @@
           </w:tcPr>
           <w:p>
             <w:r>
-              <w:t>mrcs</w:t>
+              <w:t>frcs</w:t>
             </w:r>
           </w:p>
         </w:tc>
@@ -8367,7 +8367,7 @@
           </w:tcPr>
           <w:p>
             <w:r>
-              <w:t>Examine at 0, 30 and 90 degrees deliberately, because each samples a different restraint set.</w:t>
+              <w:t>Keep intraoperative axis measurement distinct from the functioning knee's behaviour.</w:t>
             </w:r>
           </w:p>
         </w:tc>
@@ -8403,7 +8403,7 @@
           </w:tcPr>
           <w:p>
             <w:r>
-              <w:t>3.3.8-P3</w:t>
+              <w:t>3.3.8-P1</w:t>
             </w:r>
           </w:p>
         </w:tc>
@@ -8423,7 +8423,7 @@
           </w:tcPr>
           <w:p>
             <w:r>
-              <w:t>mrcs</w:t>
+              <w:t>medical_student</w:t>
             </w:r>
           </w:p>
         </w:tc>
@@ -8433,7 +8433,7 @@
           </w:tcPr>
           <w:p>
             <w:r>
-              <w:t>Expect a finding to be present at one angle and absent at another, and record the angle rather than the finding alone.</w:t>
+              <w:t>Expect symptoms to be angle specific.</w:t>
             </w:r>
           </w:p>
         </w:tc>
@@ -8469,7 +8469,7 @@
           </w:tcPr>
           <w:p>
             <w:r>
-              <w:t>3.3.8-P4</w:t>
+              <w:t>3.3.8-P2</w:t>
             </w:r>
           </w:p>
         </w:tc>
@@ -8499,7 +8499,7 @@
           </w:tcPr>
           <w:p>
             <w:r>
-              <w:t>Read a graft's behaviour as angle dependent, since the bundles tighten at different angles.</w:t>
+              <w:t>Examine at 0, 30 and 90 degrees deliberately, because each samples a different restraint set.</w:t>
             </w:r>
           </w:p>
         </w:tc>
@@ -8535,7 +8535,7 @@
           </w:tcPr>
           <w:p>
             <w:r>
-              <w:t>3.3.8-P5</w:t>
+              <w:t>3.3.8-P3</w:t>
             </w:r>
           </w:p>
         </w:tc>
@@ -8565,7 +8565,7 @@
           </w:tcPr>
           <w:p>
             <w:r>
-              <w:t>Consider deep flexion loading in a patient whose symptoms appear only at the end of range.</w:t>
+              <w:t>Expect a finding to be present at one angle and absent at another, and record the angle rather than the finding alone.</w:t>
             </w:r>
           </w:p>
         </w:tc>
@@ -8601,7 +8601,7 @@
           </w:tcPr>
           <w:p>
             <w:r>
-              <w:t>3.3.8-P6</w:t>
+              <w:t>3.3.8-P4</w:t>
             </w:r>
           </w:p>
         </w:tc>
@@ -8621,7 +8621,7 @@
           </w:tcPr>
           <w:p>
             <w:r>
-              <w:t>frcs</w:t>
+              <w:t>mrcs</w:t>
             </w:r>
           </w:p>
         </w:tc>
@@ -8631,7 +8631,7 @@
           </w:tcPr>
           <w:p>
             <w:r>
-              <w:t>Treat mid flexion as the zone where reconstructions and replacements fail quietly.</w:t>
+              <w:t>Read a graft's behaviour as angle dependent, since the bundles tighten at different angles.</w:t>
             </w:r>
           </w:p>
         </w:tc>
@@ -8667,7 +8667,7 @@
           </w:tcPr>
           <w:p>
             <w:r>
-              <w:t>3.3.8-P7</w:t>
+              <w:t>3.3.8-P5</w:t>
             </w:r>
           </w:p>
         </w:tc>
@@ -8687,7 +8687,7 @@
           </w:tcPr>
           <w:p>
             <w:r>
-              <w:t>frcs</w:t>
+              <w:t>mrcs</w:t>
             </w:r>
           </w:p>
         </w:tc>
@@ -8697,7 +8697,7 @@
           </w:tcPr>
           <w:p>
             <w:r>
-              <w:t>Check gaps through mid flexion rather than at extension and 90 degrees alone.</w:t>
+              <w:t>Consider deep flexion loading in a patient whose symptoms appear only at the end of range.</w:t>
             </w:r>
           </w:p>
         </w:tc>
@@ -8733,7 +8733,7 @@
           </w:tcPr>
           <w:p>
             <w:r>
-              <w:t>3.3.8-P8</w:t>
+              <w:t>3.3.8-P6</w:t>
             </w:r>
           </w:p>
         </w:tc>
@@ -8763,7 +8763,7 @@
           </w:tcPr>
           <w:p>
             <w:r>
-              <w:t>Restore the joint line, since shifting it changes ligament tension through the whole arc.</w:t>
+              <w:t>Treat mid flexion as the zone where reconstructions and replacements fail quietly.</w:t>
             </w:r>
           </w:p>
         </w:tc>
@@ -8799,7 +8799,7 @@
           </w:tcPr>
           <w:p>
             <w:r>
-              <w:t>3.3.9-P1</w:t>
+              <w:t>3.3.8-P7</w:t>
             </w:r>
           </w:p>
         </w:tc>
@@ -8809,7 +8809,7 @@
           </w:tcPr>
           <w:p>
             <w:r>
-              <w:t>3.3.9</w:t>
+              <w:t>3.3.8</w:t>
             </w:r>
           </w:p>
         </w:tc>
@@ -8819,7 +8819,7 @@
           </w:tcPr>
           <w:p>
             <w:r>
-              <w:t>mrcs</w:t>
+              <w:t>frcs</w:t>
             </w:r>
           </w:p>
         </w:tc>
@@ -8829,7 +8829,7 @@
           </w:tcPr>
           <w:p>
             <w:r>
-              <w:t>Expect normal walking in a knee with significant pathology, because the task is undemanding.</w:t>
+              <w:t>Check gaps through mid flexion rather than at extension and 90 degrees alone.</w:t>
             </w:r>
           </w:p>
         </w:tc>
@@ -8865,7 +8865,7 @@
           </w:tcPr>
           <w:p>
             <w:r>
-              <w:t>3.3.9-P2</w:t>
+              <w:t>3.3.8-P8</w:t>
             </w:r>
           </w:p>
         </w:tc>
@@ -8875,7 +8875,7 @@
           </w:tcPr>
           <w:p>
             <w:r>
-              <w:t>3.3.9</w:t>
+              <w:t>3.3.8</w:t>
             </w:r>
           </w:p>
         </w:tc>
@@ -8885,7 +8885,7 @@
           </w:tcPr>
           <w:p>
             <w:r>
-              <w:t>mrcs</w:t>
+              <w:t>frcs</w:t>
             </w:r>
           </w:p>
         </w:tc>
@@ -8895,7 +8895,7 @@
           </w:tcPr>
           <w:p>
             <w:r>
-              <w:t>Read coronal and transverse gait quantities with the measurement error in mind.</w:t>
+              <w:t>Restore the joint line, since shifting it changes ligament tension through the whole arc.</w:t>
             </w:r>
           </w:p>
         </w:tc>
@@ -8931,7 +8931,7 @@
           </w:tcPr>
           <w:p>
             <w:r>
-              <w:t>3.3.9-P3</w:t>
+              <w:t>3.3.9-P1</w:t>
             </w:r>
           </w:p>
         </w:tc>
@@ -8951,7 +8951,7 @@
           </w:tcPr>
           <w:p>
             <w:r>
-              <w:t>frcs</w:t>
+              <w:t>mrcs</w:t>
             </w:r>
           </w:p>
         </w:tc>
@@ -8961,7 +8961,7 @@
           </w:tcPr>
           <w:p>
             <w:r>
-              <w:t>Treat gait kinematics as the task most patients judge an operation by, and as a weak discriminator between constructs, since walking demands little of the knee.</w:t>
+              <w:t>Expect normal walking in a knee with significant pathology, because the task is undemanding.</w:t>
             </w:r>
           </w:p>
         </w:tc>
@@ -8997,7 +8997,7 @@
           </w:tcPr>
           <w:p>
             <w:r>
-              <w:t>3.3.9-P4</w:t>
+              <w:t>3.3.9-P2</w:t>
             </w:r>
           </w:p>
         </w:tc>
@@ -9017,7 +9017,7 @@
           </w:tcPr>
           <w:p>
             <w:r>
-              <w:t>frcs</w:t>
+              <w:t>mrcs</w:t>
             </w:r>
           </w:p>
         </w:tc>
@@ -9027,7 +9027,7 @@
           </w:tcPr>
           <w:p>
             <w:r>
-              <w:t>Use gait as the patient's benchmark and not as the test that separates two constructs.</w:t>
+              <w:t>Read coronal and transverse gait quantities with the measurement error in mind.</w:t>
             </w:r>
           </w:p>
         </w:tc>
@@ -9063,7 +9063,7 @@
           </w:tcPr>
           <w:p>
             <w:r>
-              <w:t>3.3.9-P5</w:t>
+              <w:t>3.3.9-P3</w:t>
             </w:r>
           </w:p>
         </w:tc>
@@ -9093,7 +9093,7 @@
           </w:tcPr>
           <w:p>
             <w:r>
-              <w:t>Measure or estimate the adduction moment when alignment is the question rather than relying on sagittal kinematics.</w:t>
+              <w:t>Treat gait kinematics as the task most patients judge an operation by, and as a weak discriminator between constructs, since walking demands little of the knee.</w:t>
             </w:r>
           </w:p>
         </w:tc>
@@ -9129,7 +9129,7 @@
           </w:tcPr>
           <w:p>
             <w:r>
-              <w:t>3.3.9-P6</w:t>
+              <w:t>3.3.9-P4</w:t>
             </w:r>
           </w:p>
         </w:tc>
@@ -9159,7 +9159,7 @@
           </w:tcPr>
           <w:p>
             <w:r>
-              <w:t>Expect habit to outlast the mechanical cause, and rehabilitate accordingly.</w:t>
+              <w:t>Use gait as the patient's benchmark and not as the test that separates two constructs.</w:t>
             </w:r>
           </w:p>
         </w:tc>
@@ -9195,7 +9195,7 @@
           </w:tcPr>
           <w:p>
             <w:r>
-              <w:t>3.3.10-P1</w:t>
+              <w:t>3.3.9-P5</w:t>
             </w:r>
           </w:p>
         </w:tc>
@@ -9205,7 +9205,7 @@
           </w:tcPr>
           <w:p>
             <w:r>
-              <w:t>3.3.10</w:t>
+              <w:t>3.3.9</w:t>
             </w:r>
           </w:p>
         </w:tc>
@@ -9215,7 +9215,7 @@
           </w:tcPr>
           <w:p>
             <w:r>
-              <w:t>mrcs</w:t>
+              <w:t>frcs</w:t>
             </w:r>
           </w:p>
         </w:tc>
@@ -9225,7 +9225,7 @@
           </w:tcPr>
           <w:p>
             <w:r>
-              <w:t>Treat running as a repeated absorb and return cycle.</w:t>
+              <w:t>Measure or estimate the adduction moment when alignment is the question rather than relying on sagittal kinematics.</w:t>
             </w:r>
           </w:p>
         </w:tc>
@@ -9261,7 +9261,7 @@
           </w:tcPr>
           <w:p>
             <w:r>
-              <w:t>3.3.10-P2</w:t>
+              <w:t>3.3.9-P6</w:t>
             </w:r>
           </w:p>
         </w:tc>
@@ -9271,7 +9271,7 @@
           </w:tcPr>
           <w:p>
             <w:r>
-              <w:t>3.3.10</w:t>
+              <w:t>3.3.9</w:t>
             </w:r>
           </w:p>
         </w:tc>
@@ -9281,7 +9281,7 @@
           </w:tcPr>
           <w:p>
             <w:r>
-              <w:t>mrcs</w:t>
+              <w:t>frcs</w:t>
             </w:r>
           </w:p>
         </w:tc>
@@ -9291,7 +9291,7 @@
           </w:tcPr>
           <w:p>
             <w:r>
-              <w:t>Assess running separately from walking when a patient's symptoms are activity specific.</w:t>
+              <w:t>Expect habit to outlast the mechanical cause, and rehabilitate accordingly.</w:t>
             </w:r>
           </w:p>
         </w:tc>
@@ -9327,7 +9327,7 @@
           </w:tcPr>
           <w:p>
             <w:r>
-              <w:t>3.3.10-P3</w:t>
+              <w:t>3.3.10-P1</w:t>
             </w:r>
           </w:p>
         </w:tc>
@@ -9357,7 +9357,7 @@
           </w:tcPr>
           <w:p>
             <w:r>
-              <w:t>Expect patellofemoral symptoms to appear in running before walking, on the loading argument rather than on a structural one.</w:t>
+              <w:t>Treat running as a repeated absorb and return cycle.</w:t>
             </w:r>
           </w:p>
         </w:tc>
@@ -9393,7 +9393,7 @@
           </w:tcPr>
           <w:p>
             <w:r>
-              <w:t>3.3.10-P4</w:t>
+              <w:t>3.3.10-P2</w:t>
             </w:r>
           </w:p>
         </w:tc>
@@ -9423,7 +9423,7 @@
           </w:tcPr>
           <w:p>
             <w:r>
-              <w:t>Read two dimensional video coronal measurements cautiously, since rotation confounds them.</w:t>
+              <w:t>Assess running separately from walking when a patient's symptoms are activity specific.</w:t>
             </w:r>
           </w:p>
         </w:tc>
@@ -9459,7 +9459,7 @@
           </w:tcPr>
           <w:p>
             <w:r>
-              <w:t>3.3.10-P5</w:t>
+              <w:t>3.3.10-P3</w:t>
             </w:r>
           </w:p>
         </w:tc>
@@ -9489,7 +9489,7 @@
           </w:tcPr>
           <w:p>
             <w:r>
-              <w:t>Consider fatigue when symptoms appear late in an activity rather than at the start.</w:t>
+              <w:t>Expect patellofemoral symptoms to appear in running before walking, on the loading argument rather than on a structural one.</w:t>
             </w:r>
           </w:p>
         </w:tc>
@@ -9525,7 +9525,7 @@
           </w:tcPr>
           <w:p>
             <w:r>
-              <w:t>3.3.10-P6</w:t>
+              <w:t>3.3.10-P4</w:t>
             </w:r>
           </w:p>
         </w:tc>
@@ -9545,7 +9545,7 @@
           </w:tcPr>
           <w:p>
             <w:r>
-              <w:t>frcs</w:t>
+              <w:t>mrcs</w:t>
             </w:r>
           </w:p>
         </w:tc>
@@ -9555,7 +9555,7 @@
           </w:tcPr>
           <w:p>
             <w:r>
-              <w:t>Treat return to running as a mechanical decision rather than a time based one.</w:t>
+              <w:t>Read two dimensional video coronal measurements cautiously, since rotation confounds them.</w:t>
             </w:r>
           </w:p>
         </w:tc>
@@ -9591,7 +9591,7 @@
           </w:tcPr>
           <w:p>
             <w:r>
-              <w:t>3.3.10-P7</w:t>
+              <w:t>3.3.10-P5</w:t>
             </w:r>
           </w:p>
         </w:tc>
@@ -9611,7 +9611,7 @@
           </w:tcPr>
           <w:p>
             <w:r>
-              <w:t>frcs</w:t>
+              <w:t>mrcs</w:t>
             </w:r>
           </w:p>
         </w:tc>
@@ -9621,7 +9621,7 @@
           </w:tcPr>
           <w:p>
             <w:r>
-              <w:t>Stage return to running by criteria rather than by time after surgery.</w:t>
+              <w:t>Consider fatigue when symptoms appear late in an activity rather than at the start.</w:t>
             </w:r>
           </w:p>
         </w:tc>
@@ -9657,7 +9657,7 @@
           </w:tcPr>
           <w:p>
             <w:r>
-              <w:t>3.3.10-P8</w:t>
+              <w:t>3.3.10-P6</w:t>
             </w:r>
           </w:p>
         </w:tc>
@@ -9687,7 +9687,7 @@
           </w:tcPr>
           <w:p>
             <w:r>
-              <w:t>Correct alignment where repeated single compartment loading is the problem.</w:t>
+              <w:t>Treat return to running as a mechanical decision rather than a time based one.</w:t>
             </w:r>
           </w:p>
         </w:tc>
@@ -9723,7 +9723,7 @@
           </w:tcPr>
           <w:p>
             <w:r>
-              <w:t>3.3.10-P9</w:t>
+              <w:t>3.3.10-P7</w:t>
             </w:r>
           </w:p>
         </w:tc>
@@ -9753,7 +9753,7 @@
           </w:tcPr>
           <w:p>
             <w:r>
-              <w:t>State the uncertainty about individual tolerance rather than offering a figure.</w:t>
+              <w:t>Stage return to running by criteria rather than by time after surgery.</w:t>
             </w:r>
           </w:p>
         </w:tc>
@@ -9789,7 +9789,7 @@
           </w:tcPr>
           <w:p>
             <w:r>
-              <w:t>3.3.11-P1</w:t>
+              <w:t>3.3.10-P8</w:t>
             </w:r>
           </w:p>
         </w:tc>
@@ -9799,7 +9799,7 @@
           </w:tcPr>
           <w:p>
             <w:r>
-              <w:t>3.3.11</w:t>
+              <w:t>3.3.10</w:t>
             </w:r>
           </w:p>
         </w:tc>
@@ -9809,7 +9809,7 @@
           </w:tcPr>
           <w:p>
             <w:r>
-              <w:t>mrcs</w:t>
+              <w:t>frcs</w:t>
             </w:r>
           </w:p>
         </w:tc>
@@ -9819,7 +9819,7 @@
           </w:tcPr>
           <w:p>
             <w:r>
-              <w:t>Treat the squat as the clinical test of deep flexion mechanics, and treat its shape as information.</w:t>
+              <w:t>Correct alignment where repeated single compartment loading is the problem.</w:t>
             </w:r>
           </w:p>
         </w:tc>
@@ -9855,7 +9855,7 @@
           </w:tcPr>
           <w:p>
             <w:r>
-              <w:t>3.3.11-P2</w:t>
+              <w:t>3.3.10-P9</w:t>
             </w:r>
           </w:p>
         </w:tc>
@@ -9865,7 +9865,7 @@
           </w:tcPr>
           <w:p>
             <w:r>
-              <w:t>3.3.11</w:t>
+              <w:t>3.3.10</w:t>
             </w:r>
           </w:p>
         </w:tc>
@@ -9875,7 +9875,7 @@
           </w:tcPr>
           <w:p>
             <w:r>
-              <w:t>mrcs</w:t>
+              <w:t>frcs</w:t>
             </w:r>
           </w:p>
         </w:tc>
@@ -9885,7 +9885,7 @@
           </w:tcPr>
           <w:p>
             <w:r>
-              <w:t>Measure ankle dorsiflexion when a squat is limited, before attributing it to the knee.</w:t>
+              <w:t>State the uncertainty about individual tolerance rather than offering a figure.</w:t>
             </w:r>
           </w:p>
         </w:tc>
@@ -9921,7 +9921,7 @@
           </w:tcPr>
           <w:p>
             <w:r>
-              <w:t>3.3.11-P3</w:t>
+              <w:t>3.3.11-P1</w:t>
             </w:r>
           </w:p>
         </w:tc>
@@ -9951,7 +9951,7 @@
           </w:tcPr>
           <w:p>
             <w:r>
-              <w:t>Expect posterior horn symptoms to appear in deep flexion and to be absent in mid flexion testing.</w:t>
+              <w:t>Treat the squat as the clinical test of deep flexion mechanics, and treat its shape as information.</w:t>
             </w:r>
           </w:p>
         </w:tc>
@@ -9987,7 +9987,7 @@
           </w:tcPr>
           <w:p>
             <w:r>
-              <w:t>3.3.11-P4</w:t>
+              <w:t>3.3.11-P2</w:t>
             </w:r>
           </w:p>
         </w:tc>
@@ -10017,7 +10017,7 @@
           </w:tcPr>
           <w:p>
             <w:r>
-              <w:t>Read patellofemoral symptoms in squatting as a loading consequence of flexion angle.</w:t>
+              <w:t>Measure ankle dorsiflexion when a squat is limited, before attributing it to the knee.</w:t>
             </w:r>
           </w:p>
         </w:tc>
@@ -10053,7 +10053,7 @@
           </w:tcPr>
           <w:p>
             <w:r>
-              <w:t>3.3.11-P5</w:t>
+              <w:t>3.3.11-P3</w:t>
             </w:r>
           </w:p>
         </w:tc>
@@ -10083,7 +10083,7 @@
           </w:tcPr>
           <w:p>
             <w:r>
-              <w:t>Treat the thinness of the deep flexion literature as a limit on confidence rather than as absence of a problem.</w:t>
+              <w:t>Expect posterior horn symptoms to appear in deep flexion and to be absent in mid flexion testing.</w:t>
             </w:r>
           </w:p>
         </w:tc>
@@ -10119,7 +10119,7 @@
           </w:tcPr>
           <w:p>
             <w:r>
-              <w:t>3.3.11-P6</w:t>
+              <w:t>3.3.11-P4</w:t>
             </w:r>
           </w:p>
         </w:tc>
@@ -10139,7 +10139,7 @@
           </w:tcPr>
           <w:p>
             <w:r>
-              <w:t>frcs</w:t>
+              <w:t>mrcs</w:t>
             </w:r>
           </w:p>
         </w:tc>
@@ -10149,7 +10149,7 @@
           </w:tcPr>
           <w:p>
             <w:r>
-              <w:t>Treat deep flexion as a stated goal with a stated cost.</w:t>
+              <w:t>Read patellofemoral symptoms in squatting as a loading consequence of flexion angle.</w:t>
             </w:r>
           </w:p>
         </w:tc>
@@ -10185,7 +10185,7 @@
           </w:tcPr>
           <w:p>
             <w:r>
-              <w:t>3.3.11-P7</w:t>
+              <w:t>3.3.11-P5</w:t>
             </w:r>
           </w:p>
         </w:tc>
@@ -10205,7 +10205,7 @@
           </w:tcPr>
           <w:p>
             <w:r>
-              <w:t>frcs</w:t>
+              <w:t>mrcs</w:t>
             </w:r>
           </w:p>
         </w:tc>
@@ -10215,7 +10215,7 @@
           </w:tcPr>
           <w:p>
             <w:r>
-              <w:t>Set the deep flexion goal from the patient's needs rather than from the implant's claim.</w:t>
+              <w:t>Treat the thinness of the deep flexion literature as a limit on confidence rather than as absence of a problem.</w:t>
             </w:r>
           </w:p>
         </w:tc>
@@ -10251,7 +10251,7 @@
           </w:tcPr>
           <w:p>
             <w:r>
-              <w:t>3.3.11-P8</w:t>
+              <w:t>3.3.11-P6</w:t>
             </w:r>
           </w:p>
         </w:tc>
@@ -10281,7 +10281,7 @@
           </w:tcPr>
           <w:p>
             <w:r>
-              <w:t>Restore posterior condylar offset, since it limits achievable flexion.</w:t>
+              <w:t>Treat deep flexion as a stated goal with a stated cost.</w:t>
             </w:r>
           </w:p>
         </w:tc>
@@ -10317,7 +10317,7 @@
           </w:tcPr>
           <w:p>
             <w:r>
-              <w:t>3.3.12-P1</w:t>
+              <w:t>3.3.11-P7</w:t>
             </w:r>
           </w:p>
         </w:tc>
@@ -10327,7 +10327,7 @@
           </w:tcPr>
           <w:p>
             <w:r>
-              <w:t>3.3.12</w:t>
+              <w:t>3.3.11</w:t>
             </w:r>
           </w:p>
         </w:tc>
@@ -10337,7 +10337,7 @@
           </w:tcPr>
           <w:p>
             <w:r>
-              <w:t>mrcs</w:t>
+              <w:t>frcs</w:t>
             </w:r>
           </w:p>
         </w:tc>
@@ -10347,7 +10347,7 @@
           </w:tcPr>
           <w:p>
             <w:r>
-              <w:t>Expect patellofemoral pathology to present on stairs, given the simultaneous rise in angle and quadriceps force.</w:t>
+              <w:t>Set the deep flexion goal from the patient's needs rather than from the implant's claim.</w:t>
             </w:r>
           </w:p>
         </w:tc>
@@ -10383,7 +10383,7 @@
           </w:tcPr>
           <w:p>
             <w:r>
-              <w:t>3.3.12-P2</w:t>
+              <w:t>3.3.11-P8</w:t>
             </w:r>
           </w:p>
         </w:tc>
@@ -10393,7 +10393,7 @@
           </w:tcPr>
           <w:p>
             <w:r>
-              <w:t>3.3.12</w:t>
+              <w:t>3.3.11</w:t>
             </w:r>
           </w:p>
         </w:tc>
@@ -10403,7 +10403,7 @@
           </w:tcPr>
           <w:p>
             <w:r>
-              <w:t>mrcs</w:t>
+              <w:t>frcs</w:t>
             </w:r>
           </w:p>
         </w:tc>
@@ -10413,7 +10413,7 @@
           </w:tcPr>
           <w:p>
             <w:r>
-              <w:t>Treat a timed stair test as a performance measure rather than a kinematic one.</w:t>
+              <w:t>Restore posterior condylar offset, since it limits achievable flexion.</w:t>
             </w:r>
           </w:p>
         </w:tc>
@@ -10449,7 +10449,7 @@
           </w:tcPr>
           <w:p>
             <w:r>
-              <w:t>3.3.12-P3</w:t>
+              <w:t>3.3.11-P9</w:t>
             </w:r>
           </w:p>
         </w:tc>
@@ -10459,7 +10459,7 @@
           </w:tcPr>
           <w:p>
             <w:r>
-              <w:t>3.3.12</w:t>
+              <w:t>3.3.11</w:t>
             </w:r>
           </w:p>
         </w:tc>
@@ -10479,7 +10479,7 @@
           </w:tcPr>
           <w:p>
             <w:r>
-              <w:t>Treat stair function as a discriminating outcome measure, since it needs more range and more eccentric control than the tasks most patients recover first.</w:t>
+              <w:t>Counsel that measured range and the ability to kneel correlate imperfectly.</w:t>
             </w:r>
           </w:p>
         </w:tc>
@@ -10515,7 +10515,7 @@
           </w:tcPr>
           <w:p>
             <w:r>
-              <w:t>3.3.12-P4</w:t>
+              <w:t>3.3.12-P1</w:t>
             </w:r>
           </w:p>
         </w:tc>
@@ -10535,7 +10535,7 @@
           </w:tcPr>
           <w:p>
             <w:r>
-              <w:t>frcs</w:t>
+              <w:t>medical_student</w:t>
             </w:r>
           </w:p>
         </w:tc>
@@ -10545,7 +10545,7 @@
           </w:tcPr>
           <w:p>
             <w:r>
-              <w:t>Use stair function rather than level walking when judging whether a knee has recovered.</w:t>
+              <w:t>Ask about stairs separately in each direction, because the two directions test different things.</w:t>
             </w:r>
           </w:p>
         </w:tc>
@@ -10581,7 +10581,7 @@
           </w:tcPr>
           <w:p>
             <w:r>
-              <w:t>3.3.12-P5</w:t>
+              <w:t>3.3.12-P2</w:t>
             </w:r>
           </w:p>
         </w:tc>
@@ -10601,7 +10601,7 @@
           </w:tcPr>
           <w:p>
             <w:r>
-              <w:t>frcs</w:t>
+              <w:t>mrcs</w:t>
             </w:r>
           </w:p>
         </w:tc>
@@ -10611,7 +10611,7 @@
           </w:tcPr>
           <w:p>
             <w:r>
-              <w:t>Consider mid flexion instability in a replaced knee whose only complaint is stairs.</w:t>
+              <w:t>Record the direction, the step height and whether a handrail was used when documenting stair ability.</w:t>
             </w:r>
           </w:p>
         </w:tc>
@@ -10647,7 +10647,337 @@
           </w:tcPr>
           <w:p>
             <w:r>
+              <w:t>3.3.12-P3</w:t>
+            </w:r>
+          </w:p>
+        </w:tc>
+        <w:tc>
+          <w:tcPr>
+            <w:tcW w:type="dxa" w:w="706"/>
+          </w:tcPr>
+          <w:p>
+            <w:r>
+              <w:t>3.3.12</w:t>
+            </w:r>
+          </w:p>
+        </w:tc>
+        <w:tc>
+          <w:tcPr>
+            <w:tcW w:type="dxa" w:w="988"/>
+          </w:tcPr>
+          <w:p>
+            <w:r>
+              <w:t>mrcs</w:t>
+            </w:r>
+          </w:p>
+        </w:tc>
+        <w:tc>
+          <w:tcPr>
+            <w:tcW w:type="dxa" w:w="5927"/>
+          </w:tcPr>
+          <w:p>
+            <w:r>
+              <w:t>Expect patellofemoral pathology to present on stairs, given the simultaneous rise in angle and quadriceps force.</w:t>
+            </w:r>
+          </w:p>
+        </w:tc>
+        <w:tc>
+          <w:tcPr>
+            <w:tcW w:type="dxa" w:w="1411"/>
+          </w:tcPr>
+          <w:p>
+            <w:r/>
+          </w:p>
+        </w:tc>
+        <w:tc>
+          <w:tcPr>
+            <w:tcW w:type="dxa" w:w="1835"/>
+          </w:tcPr>
+          <w:p>
+            <w:r/>
+          </w:p>
+        </w:tc>
+        <w:tc>
+          <w:tcPr>
+            <w:tcW w:type="dxa" w:w="2258"/>
+          </w:tcPr>
+          <w:p>
+            <w:r/>
+          </w:p>
+        </w:tc>
+      </w:tr>
+      <w:tr>
+        <w:tc>
+          <w:tcPr>
+            <w:tcW w:type="dxa" w:w="988"/>
+          </w:tcPr>
+          <w:p>
+            <w:r>
+              <w:t>3.3.12-P4</w:t>
+            </w:r>
+          </w:p>
+        </w:tc>
+        <w:tc>
+          <w:tcPr>
+            <w:tcW w:type="dxa" w:w="706"/>
+          </w:tcPr>
+          <w:p>
+            <w:r>
+              <w:t>3.3.12</w:t>
+            </w:r>
+          </w:p>
+        </w:tc>
+        <w:tc>
+          <w:tcPr>
+            <w:tcW w:type="dxa" w:w="988"/>
+          </w:tcPr>
+          <w:p>
+            <w:r>
+              <w:t>mrcs</w:t>
+            </w:r>
+          </w:p>
+        </w:tc>
+        <w:tc>
+          <w:tcPr>
+            <w:tcW w:type="dxa" w:w="5927"/>
+          </w:tcPr>
+          <w:p>
+            <w:r>
+              <w:t>Treat a timed stair test as a performance measure rather than a kinematic one.</w:t>
+            </w:r>
+          </w:p>
+        </w:tc>
+        <w:tc>
+          <w:tcPr>
+            <w:tcW w:type="dxa" w:w="1411"/>
+          </w:tcPr>
+          <w:p>
+            <w:r/>
+          </w:p>
+        </w:tc>
+        <w:tc>
+          <w:tcPr>
+            <w:tcW w:type="dxa" w:w="1835"/>
+          </w:tcPr>
+          <w:p>
+            <w:r/>
+          </w:p>
+        </w:tc>
+        <w:tc>
+          <w:tcPr>
+            <w:tcW w:type="dxa" w:w="2258"/>
+          </w:tcPr>
+          <w:p>
+            <w:r/>
+          </w:p>
+        </w:tc>
+      </w:tr>
+      <w:tr>
+        <w:tc>
+          <w:tcPr>
+            <w:tcW w:type="dxa" w:w="988"/>
+          </w:tcPr>
+          <w:p>
+            <w:r>
+              <w:t>3.3.12-P5</w:t>
+            </w:r>
+          </w:p>
+        </w:tc>
+        <w:tc>
+          <w:tcPr>
+            <w:tcW w:type="dxa" w:w="706"/>
+          </w:tcPr>
+          <w:p>
+            <w:r>
+              <w:t>3.3.12</w:t>
+            </w:r>
+          </w:p>
+        </w:tc>
+        <w:tc>
+          <w:tcPr>
+            <w:tcW w:type="dxa" w:w="988"/>
+          </w:tcPr>
+          <w:p>
+            <w:r>
+              <w:t>frcs</w:t>
+            </w:r>
+          </w:p>
+        </w:tc>
+        <w:tc>
+          <w:tcPr>
+            <w:tcW w:type="dxa" w:w="5927"/>
+          </w:tcPr>
+          <w:p>
+            <w:r>
+              <w:t>Treat stair function as a discriminating outcome measure, since it needs more range and more eccentric control than the tasks most patients recover first.</w:t>
+            </w:r>
+          </w:p>
+        </w:tc>
+        <w:tc>
+          <w:tcPr>
+            <w:tcW w:type="dxa" w:w="1411"/>
+          </w:tcPr>
+          <w:p>
+            <w:r/>
+          </w:p>
+        </w:tc>
+        <w:tc>
+          <w:tcPr>
+            <w:tcW w:type="dxa" w:w="1835"/>
+          </w:tcPr>
+          <w:p>
+            <w:r/>
+          </w:p>
+        </w:tc>
+        <w:tc>
+          <w:tcPr>
+            <w:tcW w:type="dxa" w:w="2258"/>
+          </w:tcPr>
+          <w:p>
+            <w:r/>
+          </w:p>
+        </w:tc>
+      </w:tr>
+      <w:tr>
+        <w:tc>
+          <w:tcPr>
+            <w:tcW w:type="dxa" w:w="988"/>
+          </w:tcPr>
+          <w:p>
+            <w:r>
               <w:t>3.3.12-P6</w:t>
+            </w:r>
+          </w:p>
+        </w:tc>
+        <w:tc>
+          <w:tcPr>
+            <w:tcW w:type="dxa" w:w="706"/>
+          </w:tcPr>
+          <w:p>
+            <w:r>
+              <w:t>3.3.12</w:t>
+            </w:r>
+          </w:p>
+        </w:tc>
+        <w:tc>
+          <w:tcPr>
+            <w:tcW w:type="dxa" w:w="988"/>
+          </w:tcPr>
+          <w:p>
+            <w:r>
+              <w:t>frcs</w:t>
+            </w:r>
+          </w:p>
+        </w:tc>
+        <w:tc>
+          <w:tcPr>
+            <w:tcW w:type="dxa" w:w="5927"/>
+          </w:tcPr>
+          <w:p>
+            <w:r>
+              <w:t>Use stair function rather than level walking when judging whether a knee has recovered.</w:t>
+            </w:r>
+          </w:p>
+        </w:tc>
+        <w:tc>
+          <w:tcPr>
+            <w:tcW w:type="dxa" w:w="1411"/>
+          </w:tcPr>
+          <w:p>
+            <w:r/>
+          </w:p>
+        </w:tc>
+        <w:tc>
+          <w:tcPr>
+            <w:tcW w:type="dxa" w:w="1835"/>
+          </w:tcPr>
+          <w:p>
+            <w:r/>
+          </w:p>
+        </w:tc>
+        <w:tc>
+          <w:tcPr>
+            <w:tcW w:type="dxa" w:w="2258"/>
+          </w:tcPr>
+          <w:p>
+            <w:r/>
+          </w:p>
+        </w:tc>
+      </w:tr>
+      <w:tr>
+        <w:tc>
+          <w:tcPr>
+            <w:tcW w:type="dxa" w:w="988"/>
+          </w:tcPr>
+          <w:p>
+            <w:r>
+              <w:t>3.3.12-P7</w:t>
+            </w:r>
+          </w:p>
+        </w:tc>
+        <w:tc>
+          <w:tcPr>
+            <w:tcW w:type="dxa" w:w="706"/>
+          </w:tcPr>
+          <w:p>
+            <w:r>
+              <w:t>3.3.12</w:t>
+            </w:r>
+          </w:p>
+        </w:tc>
+        <w:tc>
+          <w:tcPr>
+            <w:tcW w:type="dxa" w:w="988"/>
+          </w:tcPr>
+          <w:p>
+            <w:r>
+              <w:t>frcs</w:t>
+            </w:r>
+          </w:p>
+        </w:tc>
+        <w:tc>
+          <w:tcPr>
+            <w:tcW w:type="dxa" w:w="5927"/>
+          </w:tcPr>
+          <w:p>
+            <w:r>
+              <w:t>Consider mid flexion instability in a replaced knee whose only complaint is stairs.</w:t>
+            </w:r>
+          </w:p>
+        </w:tc>
+        <w:tc>
+          <w:tcPr>
+            <w:tcW w:type="dxa" w:w="1411"/>
+          </w:tcPr>
+          <w:p>
+            <w:r/>
+          </w:p>
+        </w:tc>
+        <w:tc>
+          <w:tcPr>
+            <w:tcW w:type="dxa" w:w="1835"/>
+          </w:tcPr>
+          <w:p>
+            <w:r/>
+          </w:p>
+        </w:tc>
+        <w:tc>
+          <w:tcPr>
+            <w:tcW w:type="dxa" w:w="2258"/>
+          </w:tcPr>
+          <w:p>
+            <w:r/>
+          </w:p>
+        </w:tc>
+      </w:tr>
+      <w:tr>
+        <w:tc>
+          <w:tcPr>
+            <w:tcW w:type="dxa" w:w="988"/>
+          </w:tcPr>
+          <w:p>
+            <w:r>
+              <w:t>3.3.12-P8</w:t>
             </w:r>
           </w:p>
         </w:tc>

--- a/docs/review/packs/chapter-3.3.docx
+++ b/docs/review/packs/chapter-3.3.docx
@@ -263,7 +263,7 @@
           </w:tcPr>
           <w:p>
             <w:r>
-              <w:t>31</w:t>
+              <w:t>32</w:t>
             </w:r>
           </w:p>
         </w:tc>
@@ -1993,6 +1993,82 @@
               </w:rPr>
               <w:t>Note</w:t>
             </w:r>
+          </w:p>
+        </w:tc>
+      </w:tr>
+      <w:tr>
+        <w:tc>
+          <w:tcPr>
+            <w:tcW w:type="dxa" w:w="988"/>
+          </w:tcPr>
+          <w:p>
+            <w:r>
+              <w:t>3.3.1-F1</w:t>
+            </w:r>
+          </w:p>
+        </w:tc>
+        <w:tc>
+          <w:tcPr>
+            <w:tcW w:type="dxa" w:w="706"/>
+          </w:tcPr>
+          <w:p>
+            <w:r>
+              <w:t>3.3.1</w:t>
+            </w:r>
+          </w:p>
+        </w:tc>
+        <w:tc>
+          <w:tcPr>
+            <w:tcW w:type="dxa" w:w="988"/>
+          </w:tcPr>
+          <w:p>
+            <w:r>
+              <w:t>medical_student</w:t>
+            </w:r>
+          </w:p>
+        </w:tc>
+        <w:tc>
+          <w:tcPr>
+            <w:tcW w:type="dxa" w:w="1693"/>
+          </w:tcPr>
+          <w:p>
+            <w:r>
+              <w:t>six degrees</w:t>
+            </w:r>
+          </w:p>
+        </w:tc>
+        <w:tc>
+          <w:tcPr>
+            <w:tcW w:type="dxa" w:w="4657"/>
+          </w:tcPr>
+          <w:p>
+            <w:r>
+              <w:t>3.2.1 names the six degrees of freedom this chapter then describes through range.</w:t>
+            </w:r>
+          </w:p>
+        </w:tc>
+        <w:tc>
+          <w:tcPr>
+            <w:tcW w:type="dxa" w:w="1270"/>
+          </w:tcPr>
+          <w:p>
+            <w:r/>
+          </w:p>
+        </w:tc>
+        <w:tc>
+          <w:tcPr>
+            <w:tcW w:type="dxa" w:w="1976"/>
+          </w:tcPr>
+          <w:p>
+            <w:r/>
+          </w:p>
+        </w:tc>
+        <w:tc>
+          <w:tcPr>
+            <w:tcW w:type="dxa" w:w="1835"/>
+          </w:tcPr>
+          <w:p>
+            <w:r/>
           </w:p>
         </w:tc>
       </w:tr>
